--- a/public/CV-VigneshVenkatraman.docx
+++ b/public/CV-VigneshVenkatraman.docx
@@ -8,16 +8,37 @@
         <w:rPr>
           <w:rFonts w:ascii="Times New Roman" w:cs="Times New Roman" w:eastAsia="Times New Roman" w:hAnsi="Times New Roman"/>
           <w:b w:val="1"/>
+          <w:bCs w:val="1"/>
           <w:sz w:val="28"/>
           <w:szCs w:val="28"/>
         </w:rPr>
       </w:pPr>
-      <w:bookmarkStart w:colFirst="0" w:colLast="0" w:name="_30j0zll" w:id="0"/>
+      <w:bookmarkStart w:colFirst="0" w:colLast="0" w:name="_76hox8tikf1d" w:id="0"/>
       <w:bookmarkEnd w:id="0"/>
       <w:r>
         <w:rPr>
-          <w:rFonts w:ascii="Times New Roman" w:cs="Times New Roman" w:eastAsia="Times New Roman" w:hAnsi="Times New Roman"/>
-          <w:b w:val="1"/>
+          <w:rtl w:val="0"/>
+        </w:rPr>
+      </w:r>
+    </w:p>
+    <w:p>
+      <w:pPr>
+        <w:spacing w:after="0" w:lineRule="auto"/>
+        <w:rPr>
+          <w:rFonts w:ascii="Times New Roman" w:cs="Times New Roman" w:eastAsia="Times New Roman" w:hAnsi="Times New Roman"/>
+          <w:b w:val="1"/>
+          <w:bCs w:val="1"/>
+          <w:sz w:val="28"/>
+          <w:szCs w:val="28"/>
+        </w:rPr>
+      </w:pPr>
+      <w:bookmarkStart w:colFirst="0" w:colLast="0" w:name="_30j0zll" w:id="1"/>
+      <w:bookmarkEnd w:id="1"/>
+      <w:r>
+        <w:rPr>
+          <w:rFonts w:ascii="Times New Roman" w:cs="Times New Roman" w:eastAsia="Times New Roman" w:hAnsi="Times New Roman"/>
+          <w:b w:val="1"/>
+          <w:bCs w:val="1"/>
           <w:sz w:val="28"/>
           <w:szCs w:val="28"/>
           <w:rtl w:val="0"/>
@@ -51,6 +72,7 @@
         <w:rPr>
           <w:rFonts w:ascii="Times New Roman" w:cs="Times New Roman" w:eastAsia="Times New Roman" w:hAnsi="Times New Roman"/>
           <w:b w:val="1"/>
+          <w:bCs w:val="1"/>
           <w:sz w:val="28"/>
           <w:szCs w:val="28"/>
         </w:rPr>
@@ -60,75 +82,80 @@
           <w:rFonts w:ascii="Times New Roman" w:cs="Times New Roman" w:eastAsia="Times New Roman" w:hAnsi="Times New Roman"/>
           <w:rtl w:val="0"/>
         </w:rPr>
-        <w:t xml:space="preserve">IT Developer with experience in delivering </w:t>
-      </w:r>
-      <w:r>
-        <w:rPr>
-          <w:rFonts w:ascii="Times New Roman" w:cs="Times New Roman" w:eastAsia="Times New Roman" w:hAnsi="Times New Roman"/>
-          <w:b w:val="1"/>
-          <w:rtl w:val="0"/>
-        </w:rPr>
-        <w:t xml:space="preserve">critical software solutions</w:t>
-      </w:r>
-      <w:r>
-        <w:rPr>
-          <w:rFonts w:ascii="Times New Roman" w:cs="Times New Roman" w:eastAsia="Times New Roman" w:hAnsi="Times New Roman"/>
-          <w:rtl w:val="0"/>
-        </w:rPr>
-        <w:t xml:space="preserve">. Proven expertise in </w:t>
-      </w:r>
-      <w:r>
-        <w:rPr>
-          <w:rFonts w:ascii="Times New Roman" w:cs="Times New Roman" w:eastAsia="Times New Roman" w:hAnsi="Times New Roman"/>
-          <w:b w:val="1"/>
-          <w:rtl w:val="0"/>
-        </w:rPr>
-        <w:t xml:space="preserve">revamping products</w:t>
-      </w:r>
-      <w:r>
-        <w:rPr>
-          <w:rFonts w:ascii="Times New Roman" w:cs="Times New Roman" w:eastAsia="Times New Roman" w:hAnsi="Times New Roman"/>
-          <w:rtl w:val="0"/>
-        </w:rPr>
-        <w:t xml:space="preserve"> to capture </w:t>
-      </w:r>
-      <w:r>
-        <w:rPr>
-          <w:rFonts w:ascii="Times New Roman" w:cs="Times New Roman" w:eastAsia="Times New Roman" w:hAnsi="Times New Roman"/>
-          <w:b w:val="1"/>
-          <w:rtl w:val="0"/>
-        </w:rPr>
-        <w:t xml:space="preserve">client requirements </w:t>
-      </w:r>
-      <w:r>
-        <w:rPr>
-          <w:rFonts w:ascii="Times New Roman" w:cs="Times New Roman" w:eastAsia="Times New Roman" w:hAnsi="Times New Roman"/>
-          <w:rtl w:val="0"/>
-        </w:rPr>
-        <w:t xml:space="preserve">and ensuring </w:t>
-      </w:r>
-      <w:r>
-        <w:rPr>
-          <w:rFonts w:ascii="Times New Roman" w:cs="Times New Roman" w:eastAsia="Times New Roman" w:hAnsi="Times New Roman"/>
-          <w:b w:val="1"/>
-          <w:rtl w:val="0"/>
-        </w:rPr>
-        <w:t xml:space="preserve">timely implementation</w:t>
-      </w:r>
-      <w:r>
-        <w:rPr>
-          <w:rFonts w:ascii="Times New Roman" w:cs="Times New Roman" w:eastAsia="Times New Roman" w:hAnsi="Times New Roman"/>
-          <w:rtl w:val="0"/>
-        </w:rPr>
-        <w:t xml:space="preserve">. Skilled in architecting</w:t>
-      </w:r>
-      <w:r>
-        <w:rPr>
-          <w:rFonts w:ascii="Times New Roman" w:cs="Times New Roman" w:eastAsia="Times New Roman" w:hAnsi="Times New Roman"/>
-          <w:b w:val="1"/>
-          <w:rtl w:val="0"/>
-        </w:rPr>
-        <w:t xml:space="preserve"> scalable solutions</w:t>
+        <w:t xml:space="preserve">Strategic IT Leader with 10+ years of experience in </w:t>
+      </w:r>
+      <w:r>
+        <w:rPr>
+          <w:rFonts w:ascii="Times New Roman" w:cs="Times New Roman" w:eastAsia="Times New Roman" w:hAnsi="Times New Roman"/>
+          <w:b w:val="1"/>
+          <w:bCs w:val="1"/>
+          <w:rtl w:val="0"/>
+        </w:rPr>
+        <w:t xml:space="preserve">architecting and delivering enterprise technology solutions</w:t>
+      </w:r>
+      <w:r>
+        <w:rPr>
+          <w:rFonts w:ascii="Times New Roman" w:cs="Times New Roman" w:eastAsia="Times New Roman" w:hAnsi="Times New Roman"/>
+          <w:rtl w:val="0"/>
+        </w:rPr>
+        <w:t xml:space="preserve"> across SaaS, energy, and cybersecurity domains. Proven track record of </w:t>
+      </w:r>
+      <w:r>
+        <w:rPr>
+          <w:rFonts w:ascii="Times New Roman" w:cs="Times New Roman" w:eastAsia="Times New Roman" w:hAnsi="Times New Roman"/>
+          <w:b w:val="1"/>
+          <w:bCs w:val="1"/>
+          <w:rtl w:val="0"/>
+        </w:rPr>
+        <w:t xml:space="preserve">leading cross-functional teams</w:t>
+      </w:r>
+      <w:r>
+        <w:rPr>
+          <w:rFonts w:ascii="Times New Roman" w:cs="Times New Roman" w:eastAsia="Times New Roman" w:hAnsi="Times New Roman"/>
+          <w:rtl w:val="0"/>
+        </w:rPr>
+        <w:t xml:space="preserve">, and driving </w:t>
+      </w:r>
+      <w:r>
+        <w:rPr>
+          <w:rFonts w:ascii="Times New Roman" w:cs="Times New Roman" w:eastAsia="Times New Roman" w:hAnsi="Times New Roman"/>
+          <w:b w:val="1"/>
+          <w:bCs w:val="1"/>
+          <w:rtl w:val="0"/>
+        </w:rPr>
+        <w:t xml:space="preserve">organisational transformation</w:t>
+      </w:r>
+      <w:r>
+        <w:rPr>
+          <w:rFonts w:ascii="Times New Roman" w:cs="Times New Roman" w:eastAsia="Times New Roman" w:hAnsi="Times New Roman"/>
+          <w:rtl w:val="0"/>
+        </w:rPr>
+        <w:t xml:space="preserve"> through technology. Skilled in </w:t>
+      </w:r>
+      <w:r>
+        <w:rPr>
+          <w:rFonts w:ascii="Times New Roman" w:cs="Times New Roman" w:eastAsia="Times New Roman" w:hAnsi="Times New Roman"/>
+          <w:b w:val="1"/>
+          <w:bCs w:val="1"/>
+          <w:rtl w:val="0"/>
+        </w:rPr>
+        <w:t xml:space="preserve">Node,js</w:t>
+      </w:r>
+      <w:r>
+        <w:rPr>
+          <w:rFonts w:ascii="Times New Roman" w:cs="Times New Roman" w:eastAsia="Times New Roman" w:hAnsi="Times New Roman"/>
+          <w:rtl w:val="0"/>
+        </w:rPr>
+        <w:t xml:space="preserve"> </w:t>
+      </w:r>
+      <w:r>
+        <w:rPr>
+          <w:rFonts w:ascii="Times New Roman" w:cs="Times New Roman" w:eastAsia="Times New Roman" w:hAnsi="Times New Roman"/>
+          <w:b w:val="1"/>
+          <w:bCs w:val="1"/>
+          <w:rtl w:val="0"/>
+        </w:rPr>
+        <w:t xml:space="preserve">full-stack development</w:t>
       </w:r>
       <w:r>
         <w:rPr>
@@ -141,9 +168,10 @@
         <w:rPr>
           <w:rFonts w:ascii="Times New Roman" w:cs="Times New Roman" w:eastAsia="Times New Roman" w:hAnsi="Times New Roman"/>
           <w:b w:val="1"/>
-          <w:rtl w:val="0"/>
-        </w:rPr>
-        <w:t xml:space="preserve">mentoring</w:t>
+          <w:bCs w:val="1"/>
+          <w:rtl w:val="0"/>
+        </w:rPr>
+        <w:t xml:space="preserve">information security</w:t>
       </w:r>
       <w:r>
         <w:rPr>
@@ -156,21 +184,39 @@
         <w:rPr>
           <w:rFonts w:ascii="Times New Roman" w:cs="Times New Roman" w:eastAsia="Times New Roman" w:hAnsi="Times New Roman"/>
           <w:b w:val="1"/>
-          <w:rtl w:val="0"/>
-        </w:rPr>
-        <w:t xml:space="preserve">fostering collaboration</w:t>
-      </w:r>
-      <w:r>
-        <w:rPr>
-          <w:rFonts w:ascii="Times New Roman" w:cs="Times New Roman" w:eastAsia="Times New Roman" w:hAnsi="Times New Roman"/>
-          <w:rtl w:val="0"/>
-        </w:rPr>
-        <w:t xml:space="preserve">. Passionate about driving </w:t>
-      </w:r>
-      <w:r>
-        <w:rPr>
-          <w:rFonts w:ascii="Times New Roman" w:cs="Times New Roman" w:eastAsia="Times New Roman" w:hAnsi="Times New Roman"/>
-          <w:b w:val="1"/>
+          <w:bCs w:val="1"/>
+          <w:rtl w:val="0"/>
+        </w:rPr>
+        <w:t xml:space="preserve">AI-driven application development</w:t>
+      </w:r>
+      <w:r>
+        <w:rPr>
+          <w:rFonts w:ascii="Times New Roman" w:cs="Times New Roman" w:eastAsia="Times New Roman" w:hAnsi="Times New Roman"/>
+          <w:rtl w:val="0"/>
+        </w:rPr>
+        <w:t xml:space="preserve">. Passionate about translating </w:t>
+      </w:r>
+      <w:r>
+        <w:rPr>
+          <w:rFonts w:ascii="Times New Roman" w:cs="Times New Roman" w:eastAsia="Times New Roman" w:hAnsi="Times New Roman"/>
+          <w:b w:val="1"/>
+          <w:bCs w:val="1"/>
+          <w:rtl w:val="0"/>
+        </w:rPr>
+        <w:t xml:space="preserve">complex business requirements</w:t>
+      </w:r>
+      <w:r>
+        <w:rPr>
+          <w:rFonts w:ascii="Times New Roman" w:cs="Times New Roman" w:eastAsia="Times New Roman" w:hAnsi="Times New Roman"/>
+          <w:rtl w:val="0"/>
+        </w:rPr>
+        <w:t xml:space="preserve"> into scalable, compliant, and impactful solutions that drive </w:t>
+      </w:r>
+      <w:r>
+        <w:rPr>
+          <w:rFonts w:ascii="Times New Roman" w:cs="Times New Roman" w:eastAsia="Times New Roman" w:hAnsi="Times New Roman"/>
+          <w:b w:val="1"/>
+          <w:bCs w:val="1"/>
           <w:rtl w:val="0"/>
         </w:rPr>
         <w:t xml:space="preserve">business growth</w:t>
@@ -180,22 +226,7 @@
           <w:rFonts w:ascii="Times New Roman" w:cs="Times New Roman" w:eastAsia="Times New Roman" w:hAnsi="Times New Roman"/>
           <w:rtl w:val="0"/>
         </w:rPr>
-        <w:t xml:space="preserve"> through </w:t>
-      </w:r>
-      <w:r>
-        <w:rPr>
-          <w:rFonts w:ascii="Times New Roman" w:cs="Times New Roman" w:eastAsia="Times New Roman" w:hAnsi="Times New Roman"/>
-          <w:b w:val="1"/>
-          <w:rtl w:val="0"/>
-        </w:rPr>
-        <w:t xml:space="preserve">technology </w:t>
-      </w:r>
-      <w:r>
-        <w:rPr>
-          <w:rFonts w:ascii="Times New Roman" w:cs="Times New Roman" w:eastAsia="Times New Roman" w:hAnsi="Times New Roman"/>
-          <w:rtl w:val="0"/>
-        </w:rPr>
-        <w:t xml:space="preserve">and delivering exceptional outcomes.</w:t>
+        <w:t xml:space="preserve">.</w:t>
         <w:br w:type="textWrapping"/>
       </w:r>
       <w:r>
@@ -215,6 +246,7 @@
         <w:rPr>
           <w:rFonts w:ascii="Times New Roman" w:cs="Times New Roman" w:eastAsia="Times New Roman" w:hAnsi="Times New Roman"/>
           <w:b w:val="1"/>
+          <w:bCs w:val="1"/>
           <w:sz w:val="28"/>
           <w:szCs w:val="28"/>
           <w:rtl w:val="0"/>
@@ -228,254 +260,657 @@
       </w:r>
       <w:r>
         <w:rPr>
-          <w:rtl w:val="0"/>
-        </w:rPr>
-      </w:r>
-    </w:p>
-    <w:p>
-      <w:pPr>
-        <w:numPr>
-          <w:ilvl w:val="0"/>
-          <w:numId w:val="5"/>
-        </w:numPr>
-        <w:spacing w:after="0" w:afterAutospacing="0" w:line="246" w:lineRule="auto"/>
-        <w:ind w:left="720" w:hanging="360"/>
-        <w:rPr>
-          <w:rFonts w:ascii="Times New Roman" w:cs="Times New Roman" w:eastAsia="Times New Roman" w:hAnsi="Times New Roman"/>
-        </w:rPr>
-      </w:pPr>
-      <w:r>
-        <w:rPr>
-          <w:rFonts w:ascii="Times New Roman" w:cs="Times New Roman" w:eastAsia="Times New Roman" w:hAnsi="Times New Roman"/>
-          <w:b w:val="1"/>
-          <w:rtl w:val="0"/>
-        </w:rPr>
-        <w:t xml:space="preserve">Frontend Development</w:t>
-      </w:r>
-      <w:r>
-        <w:rPr>
-          <w:rFonts w:ascii="Times New Roman" w:cs="Times New Roman" w:eastAsia="Times New Roman" w:hAnsi="Times New Roman"/>
-          <w:rtl w:val="0"/>
-        </w:rPr>
-        <w:t xml:space="preserve">: </w:t>
-      </w:r>
-      <w:r>
-        <w:rPr>
-          <w:rFonts w:ascii="Times New Roman" w:cs="Times New Roman" w:eastAsia="Times New Roman" w:hAnsi="Times New Roman"/>
-          <w:rtl w:val="0"/>
-        </w:rPr>
-        <w:t xml:space="preserve">React.js</w:t>
-      </w:r>
-      <w:r>
-        <w:rPr>
-          <w:rFonts w:ascii="Times New Roman" w:cs="Times New Roman" w:eastAsia="Times New Roman" w:hAnsi="Times New Roman"/>
-          <w:rtl w:val="0"/>
-        </w:rPr>
-        <w:t xml:space="preserve">, Vue.js,  Redux.js, Next.js, JavaScript, TypeScript</w:t>
-      </w:r>
-    </w:p>
-    <w:p>
-      <w:pPr>
-        <w:numPr>
-          <w:ilvl w:val="0"/>
-          <w:numId w:val="5"/>
-        </w:numPr>
-        <w:spacing w:after="0" w:afterAutospacing="0" w:line="246" w:lineRule="auto"/>
-        <w:ind w:left="720" w:hanging="360"/>
-        <w:rPr>
-          <w:rFonts w:ascii="Times New Roman" w:cs="Times New Roman" w:eastAsia="Times New Roman" w:hAnsi="Times New Roman"/>
-          <w:u w:val="none"/>
-        </w:rPr>
-      </w:pPr>
-      <w:r>
-        <w:rPr>
-          <w:rFonts w:ascii="Times New Roman" w:cs="Times New Roman" w:eastAsia="Times New Roman" w:hAnsi="Times New Roman"/>
-          <w:b w:val="1"/>
-          <w:rtl w:val="0"/>
-        </w:rPr>
-        <w:t xml:space="preserve">Backend Development: </w:t>
-      </w:r>
-      <w:r>
-        <w:rPr>
-          <w:rFonts w:ascii="Times New Roman" w:cs="Times New Roman" w:eastAsia="Times New Roman" w:hAnsi="Times New Roman"/>
-          <w:rtl w:val="0"/>
-        </w:rPr>
-        <w:t xml:space="preserve">Java, </w:t>
-      </w:r>
-      <w:r>
-        <w:rPr>
-          <w:rFonts w:ascii="Times New Roman" w:cs="Times New Roman" w:eastAsia="Times New Roman" w:hAnsi="Times New Roman"/>
-          <w:rtl w:val="0"/>
-        </w:rPr>
-        <w:t xml:space="preserve">Node.js</w:t>
-      </w:r>
-      <w:r>
-        <w:rPr>
-          <w:rFonts w:ascii="Times New Roman" w:cs="Times New Roman" w:eastAsia="Times New Roman" w:hAnsi="Times New Roman"/>
-          <w:rtl w:val="0"/>
-        </w:rPr>
-        <w:t xml:space="preserve">, Spring Boot, </w:t>
-      </w:r>
-      <w:r>
-        <w:rPr>
-          <w:rFonts w:ascii="Times New Roman" w:cs="Times New Roman" w:eastAsia="Times New Roman" w:hAnsi="Times New Roman"/>
-          <w:rtl w:val="0"/>
-        </w:rPr>
-        <w:t xml:space="preserve">Express.js, AWS Lambda, API Gateway</w:t>
-      </w:r>
-      <w:r>
-        <w:rPr>
-          <w:rtl w:val="0"/>
-        </w:rPr>
-      </w:r>
-    </w:p>
-    <w:p>
-      <w:pPr>
-        <w:numPr>
-          <w:ilvl w:val="0"/>
-          <w:numId w:val="5"/>
-        </w:numPr>
-        <w:spacing w:after="0" w:afterAutospacing="0" w:before="0" w:beforeAutospacing="0" w:line="246" w:lineRule="auto"/>
-        <w:ind w:left="720" w:hanging="360"/>
-        <w:rPr>
-          <w:rFonts w:ascii="Times New Roman" w:cs="Times New Roman" w:eastAsia="Times New Roman" w:hAnsi="Times New Roman"/>
-        </w:rPr>
-      </w:pPr>
-      <w:r>
-        <w:rPr>
-          <w:rFonts w:ascii="Times New Roman" w:cs="Times New Roman" w:eastAsia="Times New Roman" w:hAnsi="Times New Roman"/>
-          <w:b w:val="1"/>
-          <w:rtl w:val="0"/>
-        </w:rPr>
-        <w:t xml:space="preserve">UI &amp; Performance Optimization</w:t>
-      </w:r>
-      <w:r>
-        <w:rPr>
-          <w:rFonts w:ascii="Times New Roman" w:cs="Times New Roman" w:eastAsia="Times New Roman" w:hAnsi="Times New Roman"/>
-          <w:rtl w:val="0"/>
-        </w:rPr>
-        <w:t xml:space="preserve">: Responsive design, CSS3 (Tailwind, Bootstrap), Micro Frontends</w:t>
-      </w:r>
-    </w:p>
-    <w:p>
-      <w:pPr>
-        <w:numPr>
-          <w:ilvl w:val="0"/>
-          <w:numId w:val="5"/>
-        </w:numPr>
-        <w:spacing w:after="0" w:afterAutospacing="0" w:before="0" w:beforeAutospacing="0" w:line="246" w:lineRule="auto"/>
-        <w:ind w:left="720" w:hanging="360"/>
-        <w:rPr>
-          <w:rFonts w:ascii="Times New Roman" w:cs="Times New Roman" w:eastAsia="Times New Roman" w:hAnsi="Times New Roman"/>
-        </w:rPr>
-      </w:pPr>
-      <w:r>
-        <w:rPr>
-          <w:rFonts w:ascii="Times New Roman" w:cs="Times New Roman" w:eastAsia="Times New Roman" w:hAnsi="Times New Roman"/>
-          <w:b w:val="1"/>
-          <w:rtl w:val="0"/>
-        </w:rPr>
-        <w:t xml:space="preserve">Testing &amp; Automation</w:t>
-      </w:r>
-      <w:r>
-        <w:rPr>
-          <w:rFonts w:ascii="Times New Roman" w:cs="Times New Roman" w:eastAsia="Times New Roman" w:hAnsi="Times New Roman"/>
-          <w:rtl w:val="0"/>
-        </w:rPr>
-        <w:t xml:space="preserve">: Jest, React Testing Library, Selenium, AWS CI/CD Tools</w:t>
-      </w:r>
-    </w:p>
-    <w:p>
-      <w:pPr>
-        <w:numPr>
-          <w:ilvl w:val="0"/>
-          <w:numId w:val="5"/>
-        </w:numPr>
-        <w:spacing w:after="0" w:afterAutospacing="0" w:before="0" w:beforeAutospacing="0" w:line="246" w:lineRule="auto"/>
-        <w:ind w:left="720" w:hanging="360"/>
-        <w:rPr>
-          <w:rFonts w:ascii="Times New Roman" w:cs="Times New Roman" w:eastAsia="Times New Roman" w:hAnsi="Times New Roman"/>
-          <w:u w:val="none"/>
-        </w:rPr>
-      </w:pPr>
-      <w:r>
-        <w:rPr>
-          <w:rFonts w:ascii="Times New Roman" w:cs="Times New Roman" w:eastAsia="Times New Roman" w:hAnsi="Times New Roman"/>
-          <w:b w:val="1"/>
-          <w:rtl w:val="0"/>
-        </w:rPr>
-        <w:t xml:space="preserve">Cloud Infrastructure</w:t>
-      </w:r>
-      <w:r>
-        <w:rPr>
-          <w:rFonts w:ascii="Times New Roman" w:cs="Times New Roman" w:eastAsia="Times New Roman" w:hAnsi="Times New Roman"/>
-          <w:rtl w:val="0"/>
-        </w:rPr>
-        <w:t xml:space="preserve">: AWS CDK, CloudFormation, DynamoDB, ECS, EventBridge</w:t>
-      </w:r>
-    </w:p>
-    <w:p>
-      <w:pPr>
-        <w:numPr>
-          <w:ilvl w:val="0"/>
-          <w:numId w:val="5"/>
-        </w:numPr>
-        <w:spacing w:after="0" w:afterAutospacing="0" w:before="0" w:beforeAutospacing="0" w:line="246" w:lineRule="auto"/>
-        <w:ind w:left="720" w:hanging="360"/>
-        <w:rPr>
-          <w:rFonts w:ascii="Times New Roman" w:cs="Times New Roman" w:eastAsia="Times New Roman" w:hAnsi="Times New Roman"/>
-        </w:rPr>
-      </w:pPr>
-      <w:r>
-        <w:rPr>
-          <w:rFonts w:ascii="Times New Roman" w:cs="Times New Roman" w:eastAsia="Times New Roman" w:hAnsi="Times New Roman"/>
-          <w:b w:val="1"/>
-          <w:rtl w:val="0"/>
-        </w:rPr>
-        <w:t xml:space="preserve">Collaboration &amp; Agile</w:t>
-      </w:r>
-      <w:r>
-        <w:rPr>
-          <w:rFonts w:ascii="Times New Roman" w:cs="Times New Roman" w:eastAsia="Times New Roman" w:hAnsi="Times New Roman"/>
-          <w:rtl w:val="0"/>
-        </w:rPr>
-        <w:t xml:space="preserve">: Cross-functional teamwork, Agile methodologies (Scrum/Kanban)</w:t>
-      </w:r>
-    </w:p>
-    <w:p>
-      <w:pPr>
-        <w:numPr>
-          <w:ilvl w:val="0"/>
-          <w:numId w:val="5"/>
-        </w:numPr>
-        <w:spacing w:after="240" w:before="0" w:beforeAutospacing="0" w:line="246" w:lineRule="auto"/>
-        <w:ind w:left="720" w:hanging="360"/>
-        <w:rPr>
-          <w:rFonts w:ascii="Times New Roman" w:cs="Times New Roman" w:eastAsia="Times New Roman" w:hAnsi="Times New Roman"/>
-        </w:rPr>
-      </w:pPr>
-      <w:r>
-        <w:rPr>
-          <w:rFonts w:ascii="Times New Roman" w:cs="Times New Roman" w:eastAsia="Times New Roman" w:hAnsi="Times New Roman"/>
-          <w:b w:val="1"/>
-          <w:rtl w:val="0"/>
-        </w:rPr>
-        <w:t xml:space="preserve">Code Quality &amp; Best Practices</w:t>
-      </w:r>
-      <w:r>
-        <w:rPr>
-          <w:rFonts w:ascii="Times New Roman" w:cs="Times New Roman" w:eastAsia="Times New Roman" w:hAnsi="Times New Roman"/>
-          <w:rtl w:val="0"/>
-        </w:rPr>
-        <w:t xml:space="preserve">: ESLint, Prettier, CI/CD, Reusable Component Libraries</w:t>
+          <w:rFonts w:ascii="Times New Roman" w:cs="Times New Roman" w:eastAsia="Times New Roman" w:hAnsi="Times New Roman"/>
+          <w:rtl w:val="0"/>
+        </w:rPr>
         <w:br w:type="textWrapping"/>
       </w:r>
-      <w:r>
-        <w:rPr>
-          <w:rtl w:val="0"/>
-        </w:rPr>
-      </w:r>
-    </w:p>
+    </w:p>
+    <w:tbl>
+      <w:tblPr>
+        <w:tblStyle w:val="Table1"/>
+        <w:tblW w:w="10200.0" w:type="dxa"/>
+        <w:jc w:val="left"/>
+        <w:tblBorders>
+          <w:top w:color="000000" w:space="0" w:sz="8" w:val="single"/>
+          <w:left w:color="000000" w:space="0" w:sz="8" w:val="single"/>
+          <w:bottom w:color="000000" w:space="0" w:sz="8" w:val="single"/>
+          <w:right w:color="000000" w:space="0" w:sz="8" w:val="single"/>
+          <w:insideH w:color="000000" w:space="0" w:sz="8" w:val="single"/>
+          <w:insideV w:color="000000" w:space="0" w:sz="8" w:val="single"/>
+        </w:tblBorders>
+        <w:tblLayout w:type="fixed"/>
+        <w:tblLook w:val="0600"/>
+      </w:tblPr>
+      <w:tblGrid>
+        <w:gridCol w:w="2910"/>
+        <w:gridCol w:w="7290"/>
+        <w:tblGridChange w:id="0">
+          <w:tblGrid>
+            <w:gridCol w:w="2910"/>
+            <w:gridCol w:w="7290"/>
+          </w:tblGrid>
+        </w:tblGridChange>
+      </w:tblGrid>
+      <w:tr>
+        <w:trPr>
+          <w:cantSplit w:val="0"/>
+          <w:tblHeader w:val="0"/>
+        </w:trPr>
+        <w:tc>
+          <w:tcPr>
+            <w:shd w:fill="auto" w:val="clear"/>
+            <w:tcMar>
+              <w:top w:w="100.0" w:type="dxa"/>
+              <w:left w:w="100.0" w:type="dxa"/>
+              <w:bottom w:w="100.0" w:type="dxa"/>
+              <w:right w:w="100.0" w:type="dxa"/>
+            </w:tcMar>
+            <w:vAlign w:val="top"/>
+          </w:tcPr>
+          <w:p>
+            <w:pPr>
+              <w:spacing w:after="10" w:before="10" w:line="180" w:lineRule="auto"/>
+              <w:ind w:left="0" w:firstLine="0"/>
+              <w:rPr>
+                <w:rFonts w:ascii="Times New Roman" w:cs="Times New Roman" w:eastAsia="Times New Roman" w:hAnsi="Times New Roman"/>
+                <w:b w:val="1"/>
+                <w:bCs w:val="1"/>
+              </w:rPr>
+            </w:pPr>
+            <w:r>
+              <w:rPr>
+                <w:rFonts w:ascii="Times New Roman" w:cs="Times New Roman" w:eastAsia="Times New Roman" w:hAnsi="Times New Roman"/>
+                <w:b w:val="1"/>
+                <w:bCs w:val="1"/>
+                <w:rtl w:val="0"/>
+              </w:rPr>
+              <w:t xml:space="preserve">Leadership &amp; Strategy</w:t>
+            </w:r>
+          </w:p>
+        </w:tc>
+        <w:tc>
+          <w:tcPr>
+            <w:shd w:fill="auto" w:val="clear"/>
+            <w:tcMar>
+              <w:top w:w="100.0" w:type="dxa"/>
+              <w:left w:w="100.0" w:type="dxa"/>
+              <w:bottom w:w="100.0" w:type="dxa"/>
+              <w:right w:w="100.0" w:type="dxa"/>
+            </w:tcMar>
+            <w:vAlign w:val="top"/>
+          </w:tcPr>
+          <w:p>
+            <w:pPr>
+              <w:keepNext w:val="0"/>
+              <w:keepLines w:val="0"/>
+              <w:pageBreakBefore w:val="0"/>
+              <w:widowControl w:val="0"/>
+              <w:pBdr>
+                <w:top w:space="0" w:sz="0" w:val="nil"/>
+                <w:left w:space="0" w:sz="0" w:val="nil"/>
+                <w:bottom w:space="0" w:sz="0" w:val="nil"/>
+                <w:right w:space="0" w:sz="0" w:val="nil"/>
+                <w:between w:space="0" w:sz="0" w:val="nil"/>
+              </w:pBdr>
+              <w:shd w:fill="auto" w:val="clear"/>
+              <w:spacing w:after="0" w:before="0" w:line="180" w:lineRule="auto"/>
+              <w:ind w:left="0" w:right="0" w:firstLine="0"/>
+              <w:jc w:val="left"/>
+              <w:rPr>
+                <w:rFonts w:ascii="Times New Roman" w:cs="Times New Roman" w:eastAsia="Times New Roman" w:hAnsi="Times New Roman"/>
+              </w:rPr>
+            </w:pPr>
+            <w:r>
+              <w:rPr>
+                <w:rFonts w:ascii="Times New Roman" w:cs="Times New Roman" w:eastAsia="Times New Roman" w:hAnsi="Times New Roman"/>
+                <w:rtl w:val="0"/>
+              </w:rPr>
+              <w:t xml:space="preserve">IT team leadership, stakeholder management, roadmap planning, Agile (Scrum/Kanban)</w:t>
+            </w:r>
+          </w:p>
+        </w:tc>
+      </w:tr>
+      <w:tr>
+        <w:trPr>
+          <w:cantSplit w:val="0"/>
+          <w:tblHeader w:val="0"/>
+        </w:trPr>
+        <w:tc>
+          <w:tcPr>
+            <w:shd w:fill="auto" w:val="clear"/>
+            <w:tcMar>
+              <w:top w:w="100.0" w:type="dxa"/>
+              <w:left w:w="100.0" w:type="dxa"/>
+              <w:bottom w:w="100.0" w:type="dxa"/>
+              <w:right w:w="100.0" w:type="dxa"/>
+            </w:tcMar>
+            <w:vAlign w:val="top"/>
+          </w:tcPr>
+          <w:p>
+            <w:pPr>
+              <w:spacing w:after="10" w:before="10" w:line="180" w:lineRule="auto"/>
+              <w:ind w:left="0" w:firstLine="0"/>
+              <w:rPr>
+                <w:rFonts w:ascii="Times New Roman" w:cs="Times New Roman" w:eastAsia="Times New Roman" w:hAnsi="Times New Roman"/>
+                <w:b w:val="1"/>
+                <w:bCs w:val="1"/>
+              </w:rPr>
+            </w:pPr>
+            <w:r>
+              <w:rPr>
+                <w:rFonts w:ascii="Times New Roman" w:cs="Times New Roman" w:eastAsia="Times New Roman" w:hAnsi="Times New Roman"/>
+                <w:b w:val="1"/>
+                <w:bCs w:val="1"/>
+                <w:rtl w:val="0"/>
+              </w:rPr>
+              <w:t xml:space="preserve">Frontend Development</w:t>
+            </w:r>
+          </w:p>
+        </w:tc>
+        <w:tc>
+          <w:tcPr>
+            <w:shd w:fill="auto" w:val="clear"/>
+            <w:tcMar>
+              <w:top w:w="100.0" w:type="dxa"/>
+              <w:left w:w="100.0" w:type="dxa"/>
+              <w:bottom w:w="100.0" w:type="dxa"/>
+              <w:right w:w="100.0" w:type="dxa"/>
+            </w:tcMar>
+            <w:vAlign w:val="top"/>
+          </w:tcPr>
+          <w:p>
+            <w:pPr>
+              <w:keepNext w:val="0"/>
+              <w:keepLines w:val="0"/>
+              <w:pageBreakBefore w:val="0"/>
+              <w:widowControl w:val="0"/>
+              <w:pBdr>
+                <w:top w:space="0" w:sz="0" w:val="nil"/>
+                <w:left w:space="0" w:sz="0" w:val="nil"/>
+                <w:bottom w:space="0" w:sz="0" w:val="nil"/>
+                <w:right w:space="0" w:sz="0" w:val="nil"/>
+                <w:between w:space="0" w:sz="0" w:val="nil"/>
+              </w:pBdr>
+              <w:shd w:fill="auto" w:val="clear"/>
+              <w:spacing w:after="10" w:before="10" w:line="180" w:lineRule="auto"/>
+              <w:ind w:left="0" w:right="0" w:firstLine="0"/>
+              <w:jc w:val="left"/>
+              <w:rPr>
+                <w:rFonts w:ascii="Times New Roman" w:cs="Times New Roman" w:eastAsia="Times New Roman" w:hAnsi="Times New Roman"/>
+              </w:rPr>
+            </w:pPr>
+            <w:r>
+              <w:rPr>
+                <w:rFonts w:ascii="Times New Roman" w:cs="Times New Roman" w:eastAsia="Times New Roman" w:hAnsi="Times New Roman"/>
+                <w:rtl w:val="0"/>
+              </w:rPr>
+              <w:t xml:space="preserve">React.js, Vue.js, JavaScript, TypeScript, Tailwind CSS, Micro Frontends, widget development</w:t>
+            </w:r>
+          </w:p>
+        </w:tc>
+      </w:tr>
+      <w:tr>
+        <w:trPr>
+          <w:cantSplit w:val="0"/>
+          <w:tblHeader w:val="0"/>
+        </w:trPr>
+        <w:tc>
+          <w:tcPr>
+            <w:shd w:fill="auto" w:val="clear"/>
+            <w:tcMar>
+              <w:top w:w="100.0" w:type="dxa"/>
+              <w:left w:w="100.0" w:type="dxa"/>
+              <w:bottom w:w="100.0" w:type="dxa"/>
+              <w:right w:w="100.0" w:type="dxa"/>
+            </w:tcMar>
+            <w:vAlign w:val="top"/>
+          </w:tcPr>
+          <w:p>
+            <w:pPr>
+              <w:keepNext w:val="0"/>
+              <w:keepLines w:val="0"/>
+              <w:pageBreakBefore w:val="0"/>
+              <w:widowControl w:val="0"/>
+              <w:pBdr>
+                <w:top w:space="0" w:sz="0" w:val="nil"/>
+                <w:left w:space="0" w:sz="0" w:val="nil"/>
+                <w:bottom w:space="0" w:sz="0" w:val="nil"/>
+                <w:right w:space="0" w:sz="0" w:val="nil"/>
+                <w:between w:space="0" w:sz="0" w:val="nil"/>
+              </w:pBdr>
+              <w:shd w:fill="auto" w:val="clear"/>
+              <w:spacing w:after="10" w:before="10" w:line="180" w:lineRule="auto"/>
+              <w:ind w:left="0" w:right="0" w:firstLine="0"/>
+              <w:jc w:val="left"/>
+              <w:rPr>
+                <w:rFonts w:ascii="Times New Roman" w:cs="Times New Roman" w:eastAsia="Times New Roman" w:hAnsi="Times New Roman"/>
+                <w:b w:val="1"/>
+                <w:bCs w:val="1"/>
+              </w:rPr>
+            </w:pPr>
+            <w:r>
+              <w:rPr>
+                <w:rFonts w:ascii="Times New Roman" w:cs="Times New Roman" w:eastAsia="Times New Roman" w:hAnsi="Times New Roman"/>
+                <w:b w:val="1"/>
+                <w:bCs w:val="1"/>
+                <w:rtl w:val="0"/>
+              </w:rPr>
+              <w:t xml:space="preserve">Backend &amp; APIs</w:t>
+            </w:r>
+          </w:p>
+        </w:tc>
+        <w:tc>
+          <w:tcPr>
+            <w:shd w:fill="auto" w:val="clear"/>
+            <w:tcMar>
+              <w:top w:w="100.0" w:type="dxa"/>
+              <w:left w:w="100.0" w:type="dxa"/>
+              <w:bottom w:w="100.0" w:type="dxa"/>
+              <w:right w:w="100.0" w:type="dxa"/>
+            </w:tcMar>
+            <w:vAlign w:val="top"/>
+          </w:tcPr>
+          <w:p>
+            <w:pPr>
+              <w:keepNext w:val="0"/>
+              <w:keepLines w:val="0"/>
+              <w:pageBreakBefore w:val="0"/>
+              <w:widowControl w:val="0"/>
+              <w:pBdr>
+                <w:top w:space="0" w:sz="0" w:val="nil"/>
+                <w:left w:space="0" w:sz="0" w:val="nil"/>
+                <w:bottom w:space="0" w:sz="0" w:val="nil"/>
+                <w:right w:space="0" w:sz="0" w:val="nil"/>
+                <w:between w:space="0" w:sz="0" w:val="nil"/>
+              </w:pBdr>
+              <w:shd w:fill="auto" w:val="clear"/>
+              <w:spacing w:after="10" w:before="10" w:line="180" w:lineRule="auto"/>
+              <w:ind w:left="0" w:right="0" w:firstLine="0"/>
+              <w:jc w:val="left"/>
+              <w:rPr>
+                <w:rFonts w:ascii="Times New Roman" w:cs="Times New Roman" w:eastAsia="Times New Roman" w:hAnsi="Times New Roman"/>
+              </w:rPr>
+            </w:pPr>
+            <w:r>
+              <w:rPr>
+                <w:rFonts w:ascii="Times New Roman" w:cs="Times New Roman" w:eastAsia="Times New Roman" w:hAnsi="Times New Roman"/>
+                <w:rtl w:val="0"/>
+              </w:rPr>
+              <w:t xml:space="preserve">Node.js, Express.js, REST APIs, JWT Authentication</w:t>
+            </w:r>
+          </w:p>
+        </w:tc>
+      </w:tr>
+      <w:tr>
+        <w:trPr>
+          <w:cantSplit w:val="0"/>
+          <w:tblHeader w:val="0"/>
+        </w:trPr>
+        <w:tc>
+          <w:tcPr>
+            <w:shd w:fill="auto" w:val="clear"/>
+            <w:tcMar>
+              <w:top w:w="100.0" w:type="dxa"/>
+              <w:left w:w="100.0" w:type="dxa"/>
+              <w:bottom w:w="100.0" w:type="dxa"/>
+              <w:right w:w="100.0" w:type="dxa"/>
+            </w:tcMar>
+            <w:vAlign w:val="top"/>
+          </w:tcPr>
+          <w:p>
+            <w:pPr>
+              <w:keepNext w:val="0"/>
+              <w:keepLines w:val="0"/>
+              <w:pageBreakBefore w:val="0"/>
+              <w:widowControl w:val="0"/>
+              <w:pBdr>
+                <w:top w:space="0" w:sz="0" w:val="nil"/>
+                <w:left w:space="0" w:sz="0" w:val="nil"/>
+                <w:bottom w:space="0" w:sz="0" w:val="nil"/>
+                <w:right w:space="0" w:sz="0" w:val="nil"/>
+                <w:between w:space="0" w:sz="0" w:val="nil"/>
+              </w:pBdr>
+              <w:shd w:fill="auto" w:val="clear"/>
+              <w:spacing w:after="10" w:before="10" w:line="180" w:lineRule="auto"/>
+              <w:ind w:left="0" w:right="0" w:firstLine="0"/>
+              <w:jc w:val="left"/>
+              <w:rPr>
+                <w:rFonts w:ascii="Times New Roman" w:cs="Times New Roman" w:eastAsia="Times New Roman" w:hAnsi="Times New Roman"/>
+                <w:b w:val="1"/>
+                <w:bCs w:val="1"/>
+              </w:rPr>
+            </w:pPr>
+            <w:r>
+              <w:rPr>
+                <w:rFonts w:ascii="Times New Roman" w:cs="Times New Roman" w:eastAsia="Times New Roman" w:hAnsi="Times New Roman"/>
+                <w:b w:val="1"/>
+                <w:bCs w:val="1"/>
+                <w:rtl w:val="0"/>
+              </w:rPr>
+              <w:t xml:space="preserve">Database &amp; Caching</w:t>
+            </w:r>
+          </w:p>
+        </w:tc>
+        <w:tc>
+          <w:tcPr>
+            <w:shd w:fill="auto" w:val="clear"/>
+            <w:tcMar>
+              <w:top w:w="100.0" w:type="dxa"/>
+              <w:left w:w="100.0" w:type="dxa"/>
+              <w:bottom w:w="100.0" w:type="dxa"/>
+              <w:right w:w="100.0" w:type="dxa"/>
+            </w:tcMar>
+            <w:vAlign w:val="top"/>
+          </w:tcPr>
+          <w:p>
+            <w:pPr>
+              <w:keepNext w:val="0"/>
+              <w:keepLines w:val="0"/>
+              <w:pageBreakBefore w:val="0"/>
+              <w:widowControl w:val="0"/>
+              <w:pBdr>
+                <w:top w:space="0" w:sz="0" w:val="nil"/>
+                <w:left w:space="0" w:sz="0" w:val="nil"/>
+                <w:bottom w:space="0" w:sz="0" w:val="nil"/>
+                <w:right w:space="0" w:sz="0" w:val="nil"/>
+                <w:between w:space="0" w:sz="0" w:val="nil"/>
+              </w:pBdr>
+              <w:shd w:fill="auto" w:val="clear"/>
+              <w:spacing w:after="10" w:before="10" w:line="180" w:lineRule="auto"/>
+              <w:ind w:left="0" w:right="0" w:firstLine="0"/>
+              <w:jc w:val="left"/>
+              <w:rPr>
+                <w:rFonts w:ascii="Times New Roman" w:cs="Times New Roman" w:eastAsia="Times New Roman" w:hAnsi="Times New Roman"/>
+              </w:rPr>
+            </w:pPr>
+            <w:r>
+              <w:rPr>
+                <w:rFonts w:ascii="Times New Roman" w:cs="Times New Roman" w:eastAsia="Times New Roman" w:hAnsi="Times New Roman"/>
+                <w:rtl w:val="0"/>
+              </w:rPr>
+              <w:t xml:space="preserve">MySQL, DynamoDB, Redis , Schema design</w:t>
+            </w:r>
+          </w:p>
+        </w:tc>
+      </w:tr>
+      <w:tr>
+        <w:trPr>
+          <w:cantSplit w:val="0"/>
+          <w:tblHeader w:val="0"/>
+        </w:trPr>
+        <w:tc>
+          <w:tcPr>
+            <w:shd w:fill="auto" w:val="clear"/>
+            <w:tcMar>
+              <w:top w:w="100.0" w:type="dxa"/>
+              <w:left w:w="100.0" w:type="dxa"/>
+              <w:bottom w:w="100.0" w:type="dxa"/>
+              <w:right w:w="100.0" w:type="dxa"/>
+            </w:tcMar>
+            <w:vAlign w:val="top"/>
+          </w:tcPr>
+          <w:p>
+            <w:pPr>
+              <w:keepNext w:val="0"/>
+              <w:keepLines w:val="0"/>
+              <w:pageBreakBefore w:val="0"/>
+              <w:widowControl w:val="0"/>
+              <w:pBdr>
+                <w:top w:space="0" w:sz="0" w:val="nil"/>
+                <w:left w:space="0" w:sz="0" w:val="nil"/>
+                <w:bottom w:space="0" w:sz="0" w:val="nil"/>
+                <w:right w:space="0" w:sz="0" w:val="nil"/>
+                <w:between w:space="0" w:sz="0" w:val="nil"/>
+              </w:pBdr>
+              <w:shd w:fill="auto" w:val="clear"/>
+              <w:spacing w:after="10" w:before="10" w:line="180" w:lineRule="auto"/>
+              <w:ind w:left="0" w:right="0" w:firstLine="0"/>
+              <w:jc w:val="left"/>
+              <w:rPr>
+                <w:rFonts w:ascii="Times New Roman" w:cs="Times New Roman" w:eastAsia="Times New Roman" w:hAnsi="Times New Roman"/>
+                <w:b w:val="1"/>
+                <w:bCs w:val="1"/>
+              </w:rPr>
+            </w:pPr>
+            <w:r>
+              <w:rPr>
+                <w:rFonts w:ascii="Times New Roman" w:cs="Times New Roman" w:eastAsia="Times New Roman" w:hAnsi="Times New Roman"/>
+                <w:b w:val="1"/>
+                <w:bCs w:val="1"/>
+                <w:rtl w:val="0"/>
+              </w:rPr>
+              <w:t xml:space="preserve">Cloud &amp; DevOps</w:t>
+            </w:r>
+          </w:p>
+        </w:tc>
+        <w:tc>
+          <w:tcPr>
+            <w:shd w:fill="auto" w:val="clear"/>
+            <w:tcMar>
+              <w:top w:w="100.0" w:type="dxa"/>
+              <w:left w:w="100.0" w:type="dxa"/>
+              <w:bottom w:w="100.0" w:type="dxa"/>
+              <w:right w:w="100.0" w:type="dxa"/>
+            </w:tcMar>
+            <w:vAlign w:val="top"/>
+          </w:tcPr>
+          <w:p>
+            <w:pPr>
+              <w:keepNext w:val="0"/>
+              <w:keepLines w:val="0"/>
+              <w:pageBreakBefore w:val="0"/>
+              <w:widowControl w:val="0"/>
+              <w:pBdr>
+                <w:top w:space="0" w:sz="0" w:val="nil"/>
+                <w:left w:space="0" w:sz="0" w:val="nil"/>
+                <w:bottom w:space="0" w:sz="0" w:val="nil"/>
+                <w:right w:space="0" w:sz="0" w:val="nil"/>
+                <w:between w:space="0" w:sz="0" w:val="nil"/>
+              </w:pBdr>
+              <w:shd w:fill="auto" w:val="clear"/>
+              <w:spacing w:after="10" w:before="10" w:line="180" w:lineRule="auto"/>
+              <w:ind w:left="0" w:right="0" w:firstLine="0"/>
+              <w:jc w:val="left"/>
+              <w:rPr>
+                <w:rFonts w:ascii="Times New Roman" w:cs="Times New Roman" w:eastAsia="Times New Roman" w:hAnsi="Times New Roman"/>
+              </w:rPr>
+            </w:pPr>
+            <w:r>
+              <w:rPr>
+                <w:rFonts w:ascii="Times New Roman" w:cs="Times New Roman" w:eastAsia="Times New Roman" w:hAnsi="Times New Roman"/>
+                <w:rtl w:val="0"/>
+              </w:rPr>
+              <w:t xml:space="preserve">AWS (CDK, Lambda, ECS, API Gateway, S3), CI/CD pipelines, Docker</w:t>
+            </w:r>
+          </w:p>
+        </w:tc>
+      </w:tr>
+      <w:tr>
+        <w:trPr>
+          <w:cantSplit w:val="0"/>
+          <w:tblHeader w:val="0"/>
+        </w:trPr>
+        <w:tc>
+          <w:tcPr>
+            <w:shd w:fill="auto" w:val="clear"/>
+            <w:tcMar>
+              <w:top w:w="100.0" w:type="dxa"/>
+              <w:left w:w="100.0" w:type="dxa"/>
+              <w:bottom w:w="100.0" w:type="dxa"/>
+              <w:right w:w="100.0" w:type="dxa"/>
+            </w:tcMar>
+            <w:vAlign w:val="top"/>
+          </w:tcPr>
+          <w:p>
+            <w:pPr>
+              <w:keepNext w:val="0"/>
+              <w:keepLines w:val="0"/>
+              <w:pageBreakBefore w:val="0"/>
+              <w:widowControl w:val="0"/>
+              <w:pBdr>
+                <w:top w:space="0" w:sz="0" w:val="nil"/>
+                <w:left w:space="0" w:sz="0" w:val="nil"/>
+                <w:bottom w:space="0" w:sz="0" w:val="nil"/>
+                <w:right w:space="0" w:sz="0" w:val="nil"/>
+                <w:between w:space="0" w:sz="0" w:val="nil"/>
+              </w:pBdr>
+              <w:shd w:fill="auto" w:val="clear"/>
+              <w:spacing w:after="10" w:before="10" w:line="180" w:lineRule="auto"/>
+              <w:ind w:left="0" w:right="0" w:firstLine="0"/>
+              <w:jc w:val="left"/>
+              <w:rPr>
+                <w:rFonts w:ascii="Times New Roman" w:cs="Times New Roman" w:eastAsia="Times New Roman" w:hAnsi="Times New Roman"/>
+                <w:b w:val="1"/>
+                <w:bCs w:val="1"/>
+              </w:rPr>
+            </w:pPr>
+            <w:r>
+              <w:rPr>
+                <w:rFonts w:ascii="Times New Roman" w:cs="Times New Roman" w:eastAsia="Times New Roman" w:hAnsi="Times New Roman"/>
+                <w:b w:val="1"/>
+                <w:bCs w:val="1"/>
+                <w:rtl w:val="0"/>
+              </w:rPr>
+              <w:t xml:space="preserve">Testing &amp; DevOps</w:t>
+            </w:r>
+          </w:p>
+        </w:tc>
+        <w:tc>
+          <w:tcPr>
+            <w:shd w:fill="auto" w:val="clear"/>
+            <w:tcMar>
+              <w:top w:w="100.0" w:type="dxa"/>
+              <w:left w:w="100.0" w:type="dxa"/>
+              <w:bottom w:w="100.0" w:type="dxa"/>
+              <w:right w:w="100.0" w:type="dxa"/>
+            </w:tcMar>
+            <w:vAlign w:val="top"/>
+          </w:tcPr>
+          <w:p>
+            <w:pPr>
+              <w:keepNext w:val="0"/>
+              <w:keepLines w:val="0"/>
+              <w:pageBreakBefore w:val="0"/>
+              <w:widowControl w:val="0"/>
+              <w:pBdr>
+                <w:top w:space="0" w:sz="0" w:val="nil"/>
+                <w:left w:space="0" w:sz="0" w:val="nil"/>
+                <w:bottom w:space="0" w:sz="0" w:val="nil"/>
+                <w:right w:space="0" w:sz="0" w:val="nil"/>
+                <w:between w:space="0" w:sz="0" w:val="nil"/>
+              </w:pBdr>
+              <w:shd w:fill="auto" w:val="clear"/>
+              <w:spacing w:after="10" w:before="10" w:line="180" w:lineRule="auto"/>
+              <w:ind w:left="0" w:right="0" w:firstLine="0"/>
+              <w:jc w:val="left"/>
+              <w:rPr>
+                <w:rFonts w:ascii="Times New Roman" w:cs="Times New Roman" w:eastAsia="Times New Roman" w:hAnsi="Times New Roman"/>
+              </w:rPr>
+            </w:pPr>
+            <w:r>
+              <w:rPr>
+                <w:rFonts w:ascii="Times New Roman" w:cs="Times New Roman" w:eastAsia="Times New Roman" w:hAnsi="Times New Roman"/>
+                <w:rtl w:val="0"/>
+              </w:rPr>
+              <w:t xml:space="preserve">Jest, React Testing Library, Playwright, ESLint, Unit Testing</w:t>
+            </w:r>
+          </w:p>
+        </w:tc>
+      </w:tr>
+      <w:tr>
+        <w:trPr>
+          <w:cantSplit w:val="0"/>
+          <w:tblHeader w:val="0"/>
+        </w:trPr>
+        <w:tc>
+          <w:tcPr>
+            <w:shd w:fill="auto" w:val="clear"/>
+            <w:tcMar>
+              <w:top w:w="100.0" w:type="dxa"/>
+              <w:left w:w="100.0" w:type="dxa"/>
+              <w:bottom w:w="100.0" w:type="dxa"/>
+              <w:right w:w="100.0" w:type="dxa"/>
+            </w:tcMar>
+            <w:vAlign w:val="top"/>
+          </w:tcPr>
+          <w:p>
+            <w:pPr>
+              <w:keepNext w:val="0"/>
+              <w:keepLines w:val="0"/>
+              <w:pageBreakBefore w:val="0"/>
+              <w:widowControl w:val="0"/>
+              <w:pBdr>
+                <w:top w:space="0" w:sz="0" w:val="nil"/>
+                <w:left w:space="0" w:sz="0" w:val="nil"/>
+                <w:bottom w:space="0" w:sz="0" w:val="nil"/>
+                <w:right w:space="0" w:sz="0" w:val="nil"/>
+                <w:between w:space="0" w:sz="0" w:val="nil"/>
+              </w:pBdr>
+              <w:shd w:fill="auto" w:val="clear"/>
+              <w:spacing w:after="10" w:before="10" w:line="180" w:lineRule="auto"/>
+              <w:ind w:left="0" w:right="0" w:firstLine="0"/>
+              <w:jc w:val="left"/>
+              <w:rPr>
+                <w:rFonts w:ascii="Times New Roman" w:cs="Times New Roman" w:eastAsia="Times New Roman" w:hAnsi="Times New Roman"/>
+                <w:b w:val="1"/>
+                <w:bCs w:val="1"/>
+              </w:rPr>
+            </w:pPr>
+            <w:r>
+              <w:rPr>
+                <w:rFonts w:ascii="Times New Roman" w:cs="Times New Roman" w:eastAsia="Times New Roman" w:hAnsi="Times New Roman"/>
+                <w:b w:val="1"/>
+                <w:bCs w:val="1"/>
+                <w:rtl w:val="0"/>
+              </w:rPr>
+              <w:t xml:space="preserve">Information Security</w:t>
+            </w:r>
+          </w:p>
+        </w:tc>
+        <w:tc>
+          <w:tcPr>
+            <w:shd w:fill="auto" w:val="clear"/>
+            <w:tcMar>
+              <w:top w:w="100.0" w:type="dxa"/>
+              <w:left w:w="100.0" w:type="dxa"/>
+              <w:bottom w:w="100.0" w:type="dxa"/>
+              <w:right w:w="100.0" w:type="dxa"/>
+            </w:tcMar>
+            <w:vAlign w:val="top"/>
+          </w:tcPr>
+          <w:p>
+            <w:pPr>
+              <w:keepNext w:val="0"/>
+              <w:keepLines w:val="0"/>
+              <w:pageBreakBefore w:val="0"/>
+              <w:widowControl w:val="0"/>
+              <w:pBdr>
+                <w:top w:space="0" w:sz="0" w:val="nil"/>
+                <w:left w:space="0" w:sz="0" w:val="nil"/>
+                <w:bottom w:space="0" w:sz="0" w:val="nil"/>
+                <w:right w:space="0" w:sz="0" w:val="nil"/>
+                <w:between w:space="0" w:sz="0" w:val="nil"/>
+              </w:pBdr>
+              <w:shd w:fill="auto" w:val="clear"/>
+              <w:spacing w:after="10" w:before="10" w:line="180" w:lineRule="auto"/>
+              <w:ind w:left="0" w:right="0" w:firstLine="0"/>
+              <w:jc w:val="left"/>
+              <w:rPr>
+                <w:rFonts w:ascii="Times New Roman" w:cs="Times New Roman" w:eastAsia="Times New Roman" w:hAnsi="Times New Roman"/>
+              </w:rPr>
+            </w:pPr>
+            <w:r>
+              <w:rPr>
+                <w:rFonts w:ascii="Times New Roman" w:cs="Times New Roman" w:eastAsia="Times New Roman" w:hAnsi="Times New Roman"/>
+                <w:rtl w:val="0"/>
+              </w:rPr>
+              <w:t xml:space="preserve">ISO 27001 Implementation, GDPR compliance, encryption, Helmet.js</w:t>
+            </w:r>
+          </w:p>
+        </w:tc>
+      </w:tr>
+    </w:tbl>
     <w:p>
       <w:pPr>
         <w:spacing w:line="246" w:lineRule="auto"/>
@@ -487,10 +922,12 @@
         <w:rPr>
           <w:rFonts w:ascii="Times New Roman" w:cs="Times New Roman" w:eastAsia="Times New Roman" w:hAnsi="Times New Roman"/>
           <w:b w:val="1"/>
+          <w:bCs w:val="1"/>
           <w:sz w:val="28"/>
           <w:szCs w:val="28"/>
           <w:rtl w:val="0"/>
         </w:rPr>
+        <w:br w:type="textWrapping"/>
         <w:t xml:space="preserve">Career History</w:t>
       </w:r>
       <w:r>
@@ -510,15 +947,17 @@
         <w:rPr>
           <w:rFonts w:ascii="Times New Roman" w:cs="Times New Roman" w:eastAsia="Times New Roman" w:hAnsi="Times New Roman"/>
           <w:b w:val="1"/>
-        </w:rPr>
-      </w:pPr>
-      <w:r>
-        <w:rPr>
-          <w:rFonts w:ascii="Times New Roman" w:cs="Times New Roman" w:eastAsia="Times New Roman" w:hAnsi="Times New Roman"/>
-          <w:b w:val="1"/>
-          <w:rtl w:val="0"/>
-        </w:rPr>
-        <w:t xml:space="preserve">WATERFORD INSULATION</w:t>
+          <w:bCs w:val="1"/>
+        </w:rPr>
+      </w:pPr>
+      <w:r>
+        <w:rPr>
+          <w:rFonts w:ascii="Times New Roman" w:cs="Times New Roman" w:eastAsia="Times New Roman" w:hAnsi="Times New Roman"/>
+          <w:b w:val="1"/>
+          <w:bCs w:val="1"/>
+          <w:rtl w:val="0"/>
+        </w:rPr>
+        <w:t xml:space="preserve">WI Energy</w:t>
       </w:r>
     </w:p>
     <w:p>
@@ -528,13 +967,16 @@
         <w:rPr>
           <w:rFonts w:ascii="Times New Roman" w:cs="Times New Roman" w:eastAsia="Times New Roman" w:hAnsi="Times New Roman"/>
           <w:b w:val="1"/>
-        </w:rPr>
-      </w:pPr>
-      <w:r>
-        <w:rPr>
-          <w:rFonts w:ascii="Times New Roman" w:cs="Times New Roman" w:eastAsia="Times New Roman" w:hAnsi="Times New Roman"/>
-          <w:b w:val="1"/>
+          <w:bCs w:val="1"/>
+        </w:rPr>
+      </w:pPr>
+      <w:r>
+        <w:rPr>
+          <w:rFonts w:ascii="Times New Roman" w:cs="Times New Roman" w:eastAsia="Times New Roman" w:hAnsi="Times New Roman"/>
+          <w:b w:val="1"/>
+          <w:bCs w:val="1"/>
           <w:i w:val="1"/>
+          <w:iCs w:val="1"/>
           <w:rtl w:val="0"/>
         </w:rPr>
         <w:t xml:space="preserve">IT Lead-Tech &amp; Transformation.                                                                 </w:t>
@@ -552,39 +994,44 @@
         <w:spacing w:after="0" w:lineRule="auto"/>
         <w:rPr>
           <w:rFonts w:ascii="Times New Roman" w:cs="Times New Roman" w:eastAsia="Times New Roman" w:hAnsi="Times New Roman"/>
-        </w:rPr>
-      </w:pPr>
-      <w:r>
-        <w:rPr>
-          <w:rFonts w:ascii="Times New Roman" w:cs="Times New Roman" w:eastAsia="Times New Roman" w:hAnsi="Times New Roman"/>
-          <w:rtl w:val="0"/>
-        </w:rPr>
-        <w:t xml:space="preserve">Waterford Insulation is a leading provider of cavity wall insulation, both internal and external wall insulation, spray foam insulation, attic &amp; acoustic insulation, fire proofing, plumbing, renewable technology services, wall &amp; roof ventilation.</w:t>
+          <w:i w:val="1"/>
+          <w:iCs w:val="1"/>
+          <w:color w:val="434343"/>
+        </w:rPr>
+      </w:pPr>
+      <w:r>
+        <w:rPr>
+          <w:rFonts w:ascii="Times New Roman" w:cs="Times New Roman" w:eastAsia="Times New Roman" w:hAnsi="Times New Roman"/>
+          <w:i w:val="1"/>
+          <w:iCs w:val="1"/>
+          <w:color w:val="434343"/>
+          <w:rtl w:val="0"/>
+        </w:rPr>
+        <w:t xml:space="preserve">Leading provider of energy saving solutions, renewable technology services across Ireland.</w:t>
       </w:r>
     </w:p>
     <w:p>
       <w:pPr>
         <w:numPr>
           <w:ilvl w:val="0"/>
-          <w:numId w:val="4"/>
+          <w:numId w:val="3"/>
         </w:numPr>
         <w:spacing w:after="0" w:lineRule="auto"/>
         <w:ind w:left="720" w:hanging="360"/>
-        <w:rPr/>
-      </w:pPr>
-      <w:r>
-        <w:rPr>
-          <w:rFonts w:ascii="Times New Roman" w:cs="Times New Roman" w:eastAsia="Times New Roman" w:hAnsi="Times New Roman"/>
-          <w:rtl w:val="0"/>
-        </w:rPr>
-        <w:t xml:space="preserve">Transformed the entire business’s chain by implementing CRM &amp; ERP for their new solar venture which resulted in 40% increase in business flow efficiency.</w:t>
+      </w:pPr>
+      <w:r>
+        <w:rPr>
+          <w:rFonts w:ascii="Times New Roman" w:cs="Times New Roman" w:eastAsia="Times New Roman" w:hAnsi="Times New Roman"/>
+          <w:rtl w:val="0"/>
+        </w:rPr>
+        <w:t xml:space="preserve">Lead and manage a team of IT professionals, setting clear objectives, delegating tasks, and ensuring on-time delivery across all IT initiatives.</w:t>
       </w:r>
     </w:p>
     <w:p>
       <w:pPr>
         <w:numPr>
           <w:ilvl w:val="0"/>
-          <w:numId w:val="4"/>
+          <w:numId w:val="3"/>
         </w:numPr>
         <w:spacing w:after="0" w:lineRule="auto"/>
         <w:ind w:left="720" w:hanging="360"/>
@@ -594,78 +1041,86 @@
           <w:rFonts w:ascii="Times New Roman" w:cs="Times New Roman" w:eastAsia="Times New Roman" w:hAnsi="Times New Roman"/>
           <w:rtl w:val="0"/>
         </w:rPr>
-        <w:t xml:space="preserve">Developed Single Page UI Components using </w:t>
-      </w:r>
-      <w:r>
-        <w:rPr>
-          <w:rFonts w:ascii="Times New Roman" w:cs="Times New Roman" w:eastAsia="Times New Roman" w:hAnsi="Times New Roman"/>
-          <w:rtl w:val="0"/>
-        </w:rPr>
-        <w:t xml:space="preserve">React.js</w:t>
-      </w:r>
-      <w:r>
-        <w:rPr>
-          <w:rFonts w:ascii="Times New Roman" w:cs="Times New Roman" w:eastAsia="Times New Roman" w:hAnsi="Times New Roman"/>
-          <w:rtl w:val="0"/>
-        </w:rPr>
-        <w:t xml:space="preserve">, Vue,js and TailwindCSS to seamlessly integrate the CRM system with external services such as Fleet Trackers and Fuel Trackers, enhancing operational efficiency and data flow.</w:t>
+        <w:t xml:space="preserve">Architected and implemented a bespoke CRM &amp; ERP system using React, </w:t>
+      </w:r>
+      <w:r>
+        <w:rPr>
+          <w:rFonts w:ascii="Times New Roman" w:cs="Times New Roman" w:eastAsia="Times New Roman" w:hAnsi="Times New Roman"/>
+          <w:rtl w:val="0"/>
+        </w:rPr>
+        <w:t xml:space="preserve">Node.js</w:t>
+      </w:r>
+      <w:r>
+        <w:rPr>
+          <w:rFonts w:ascii="Times New Roman" w:cs="Times New Roman" w:eastAsia="Times New Roman" w:hAnsi="Times New Roman"/>
+          <w:rtl w:val="0"/>
+        </w:rPr>
+        <w:t xml:space="preserve"> with REST APIs, PostgreSQL and JWT-based authentication for the company’s multiple businesses, resulting in a 40% increase in business flow efficiency across sales, fleet, and field teams.</w:t>
       </w:r>
     </w:p>
     <w:p>
       <w:pPr>
         <w:numPr>
           <w:ilvl w:val="0"/>
-          <w:numId w:val="4"/>
+          <w:numId w:val="3"/>
         </w:numPr>
         <w:spacing w:after="0" w:lineRule="auto"/>
         <w:ind w:left="720" w:hanging="360"/>
-        <w:rPr>
-          <w:rFonts w:ascii="Times New Roman" w:cs="Times New Roman" w:eastAsia="Times New Roman" w:hAnsi="Times New Roman"/>
-          <w:u w:val="none"/>
-        </w:rPr>
-      </w:pPr>
-      <w:r>
-        <w:rPr>
-          <w:rFonts w:ascii="Times New Roman" w:cs="Times New Roman" w:eastAsia="Times New Roman" w:hAnsi="Times New Roman"/>
-          <w:rtl w:val="0"/>
-        </w:rPr>
-        <w:t xml:space="preserve">Configured security layers to obtain ISO 27001 and made the system GDPR compliant.</w:t>
+      </w:pPr>
+      <w:r>
+        <w:rPr>
+          <w:rFonts w:ascii="Times New Roman" w:cs="Times New Roman" w:eastAsia="Times New Roman" w:hAnsi="Times New Roman"/>
+          <w:rtl w:val="0"/>
+        </w:rPr>
+        <w:t xml:space="preserve">Spearheading the company’s ISO 27001 certification programme - architecting security layers including </w:t>
+      </w:r>
+      <w:r>
+        <w:rPr>
+          <w:rFonts w:ascii="Times New Roman" w:cs="Times New Roman" w:eastAsia="Times New Roman" w:hAnsi="Times New Roman"/>
+          <w:rtl w:val="0"/>
+        </w:rPr>
+        <w:t xml:space="preserve">Helmet.js</w:t>
+      </w:r>
+      <w:r>
+        <w:rPr>
+          <w:rFonts w:ascii="Times New Roman" w:cs="Times New Roman" w:eastAsia="Times New Roman" w:hAnsi="Times New Roman"/>
+          <w:rtl w:val="0"/>
+        </w:rPr>
+        <w:t xml:space="preserve">, data encryption, and audit trails, while ensuring full GDPR compliance across all IT systems.</w:t>
       </w:r>
     </w:p>
     <w:p>
       <w:pPr>
         <w:numPr>
           <w:ilvl w:val="0"/>
-          <w:numId w:val="4"/>
+          <w:numId w:val="3"/>
         </w:numPr>
         <w:spacing w:after="0" w:lineRule="auto"/>
         <w:ind w:left="720" w:hanging="360"/>
-        <w:rPr/>
-      </w:pPr>
-      <w:r>
-        <w:rPr>
-          <w:rFonts w:ascii="Times New Roman" w:cs="Times New Roman" w:eastAsia="Times New Roman" w:hAnsi="Times New Roman"/>
-          <w:rtl w:val="0"/>
-        </w:rPr>
-        <w:t xml:space="preserve">Lead the IT team in delivering required front-end components in the form of widgets using latest frameworks like ReactJS, VueJS.</w:t>
+      </w:pPr>
+      <w:r>
+        <w:rPr>
+          <w:rFonts w:ascii="Times New Roman" w:cs="Times New Roman" w:eastAsia="Times New Roman" w:hAnsi="Times New Roman"/>
+          <w:rtl w:val="0"/>
+        </w:rPr>
+        <w:t xml:space="preserve">Integrated AI capabilities into business applications, improving workflow automation and decision-making for operational staff.</w:t>
       </w:r>
     </w:p>
     <w:p>
       <w:pPr>
         <w:numPr>
           <w:ilvl w:val="0"/>
-          <w:numId w:val="4"/>
+          <w:numId w:val="3"/>
         </w:numPr>
         <w:spacing w:after="0" w:lineRule="auto"/>
         <w:ind w:left="720" w:hanging="360"/>
-        <w:rPr/>
-      </w:pPr>
-      <w:r>
-        <w:rPr>
-          <w:rFonts w:ascii="Times New Roman" w:cs="Times New Roman" w:eastAsia="Times New Roman" w:hAnsi="Times New Roman"/>
-          <w:rtl w:val="0"/>
-        </w:rPr>
-        <w:t xml:space="preserve">Develop project plans with timelines, milestones, budgets, and resource allocation. Monitored the project execution according to the plan, ensuring tasks are completed on time and within budget.</w:t>
+      </w:pPr>
+      <w:r>
+        <w:rPr>
+          <w:rFonts w:ascii="Times New Roman" w:cs="Times New Roman" w:eastAsia="Times New Roman" w:hAnsi="Times New Roman"/>
+          <w:rtl w:val="0"/>
+        </w:rPr>
+        <w:t xml:space="preserve">Developed project plans with defined timelines, milestones, budgets, and resource allocation; monitored execution to ensure on-time, within-budget delivery.</w:t>
         <w:br w:type="textWrapping"/>
       </w:r>
     </w:p>
@@ -675,13 +1130,16 @@
         <w:rPr>
           <w:rFonts w:ascii="Times New Roman" w:cs="Times New Roman" w:eastAsia="Times New Roman" w:hAnsi="Times New Roman"/>
           <w:i w:val="1"/>
-        </w:rPr>
-      </w:pPr>
-      <w:r>
-        <w:rPr>
-          <w:rFonts w:ascii="Times New Roman" w:cs="Times New Roman" w:eastAsia="Times New Roman" w:hAnsi="Times New Roman"/>
-          <w:b w:val="1"/>
+          <w:iCs w:val="1"/>
+        </w:rPr>
+      </w:pPr>
+      <w:r>
+        <w:rPr>
+          <w:rFonts w:ascii="Times New Roman" w:cs="Times New Roman" w:eastAsia="Times New Roman" w:hAnsi="Times New Roman"/>
+          <w:b w:val="1"/>
+          <w:bCs w:val="1"/>
           <w:i w:val="1"/>
+          <w:iCs w:val="1"/>
           <w:rtl w:val="0"/>
         </w:rPr>
         <w:t xml:space="preserve">Key Achievement</w:t>
@@ -690,9 +1148,10 @@
         <w:rPr>
           <w:rFonts w:ascii="Times New Roman" w:cs="Times New Roman" w:eastAsia="Times New Roman" w:hAnsi="Times New Roman"/>
           <w:i w:val="1"/>
-          <w:rtl w:val="0"/>
-        </w:rPr>
-        <w:t xml:space="preserve">: Implemented a custom CRM &amp; ERP for Waterford Insulation's solar venture, increasing business flow efficiency by 40% and obtained ISO 27001 with GDPR compliance.</w:t>
+          <w:iCs w:val="1"/>
+          <w:rtl w:val="0"/>
+        </w:rPr>
+        <w:t xml:space="preserve">: Delivered a custom CRM &amp; ERP solution increasing business flow efficiency by 40%, and leading the company’s ISO 27001 and GDPR compliance programme.</w:t>
       </w:r>
     </w:p>
     <w:p>
@@ -701,6 +1160,7 @@
         <w:rPr>
           <w:rFonts w:ascii="Times New Roman" w:cs="Times New Roman" w:eastAsia="Times New Roman" w:hAnsi="Times New Roman"/>
           <w:i w:val="1"/>
+          <w:iCs w:val="1"/>
         </w:rPr>
       </w:pPr>
       <w:r>
@@ -715,26 +1175,29 @@
         <w:rPr>
           <w:rFonts w:ascii="Times New Roman" w:cs="Times New Roman" w:eastAsia="Times New Roman" w:hAnsi="Times New Roman"/>
           <w:i w:val="1"/>
-        </w:rPr>
-      </w:pPr>
-      <w:r>
-        <w:rPr>
-          <w:rtl w:val="0"/>
-        </w:rPr>
-      </w:r>
-    </w:p>
-    <w:p>
-      <w:pPr>
-        <w:spacing w:after="0" w:lineRule="auto"/>
-        <w:rPr>
-          <w:rFonts w:ascii="Times New Roman" w:cs="Times New Roman" w:eastAsia="Times New Roman" w:hAnsi="Times New Roman"/>
-          <w:b w:val="1"/>
-        </w:rPr>
-      </w:pPr>
-      <w:r>
-        <w:rPr>
-          <w:rFonts w:ascii="Times New Roman" w:cs="Times New Roman" w:eastAsia="Times New Roman" w:hAnsi="Times New Roman"/>
-          <w:b w:val="1"/>
+          <w:iCs w:val="1"/>
+        </w:rPr>
+      </w:pPr>
+      <w:r>
+        <w:rPr>
+          <w:rtl w:val="0"/>
+        </w:rPr>
+      </w:r>
+    </w:p>
+    <w:p>
+      <w:pPr>
+        <w:spacing w:after="0" w:lineRule="auto"/>
+        <w:rPr>
+          <w:rFonts w:ascii="Times New Roman" w:cs="Times New Roman" w:eastAsia="Times New Roman" w:hAnsi="Times New Roman"/>
+          <w:b w:val="1"/>
+          <w:bCs w:val="1"/>
+        </w:rPr>
+      </w:pPr>
+      <w:r>
+        <w:rPr>
+          <w:rFonts w:ascii="Times New Roman" w:cs="Times New Roman" w:eastAsia="Times New Roman" w:hAnsi="Times New Roman"/>
+          <w:b w:val="1"/>
+          <w:bCs w:val="1"/>
           <w:rtl w:val="0"/>
         </w:rPr>
         <w:t xml:space="preserve">ZOHO CORPORATION PRIVATE LIMITED</w:t>
@@ -746,13 +1209,16 @@
         <w:rPr>
           <w:rFonts w:ascii="Times New Roman" w:cs="Times New Roman" w:eastAsia="Times New Roman" w:hAnsi="Times New Roman"/>
           <w:b w:val="1"/>
-        </w:rPr>
-      </w:pPr>
-      <w:r>
-        <w:rPr>
-          <w:rFonts w:ascii="Times New Roman" w:cs="Times New Roman" w:eastAsia="Times New Roman" w:hAnsi="Times New Roman"/>
-          <w:b w:val="1"/>
+          <w:bCs w:val="1"/>
+        </w:rPr>
+      </w:pPr>
+      <w:r>
+        <w:rPr>
+          <w:rFonts w:ascii="Times New Roman" w:cs="Times New Roman" w:eastAsia="Times New Roman" w:hAnsi="Times New Roman"/>
+          <w:b w:val="1"/>
+          <w:bCs w:val="1"/>
           <w:i w:val="1"/>
+          <w:iCs w:val="1"/>
           <w:rtl w:val="0"/>
         </w:rPr>
         <w:t xml:space="preserve">Technical Lead, Zoho CRM                                                                                     [ March 2019 – February 2022 ]</w:t>
@@ -773,9 +1239,255 @@
       <w:r>
         <w:rPr>
           <w:rFonts w:ascii="Times New Roman" w:cs="Times New Roman" w:eastAsia="Times New Roman" w:hAnsi="Times New Roman"/>
-          <w:rtl w:val="0"/>
-        </w:rPr>
-        <w:t xml:space="preserve">An on-demand, SaaS-based customer relationship management (CRM) software solution designed to manage sales, marketing, contacts, customer support, and other business functions in a single cohesive platform. </w:t>
+          <w:i w:val="1"/>
+          <w:iCs w:val="1"/>
+          <w:color w:val="434343"/>
+          <w:rtl w:val="0"/>
+        </w:rPr>
+        <w:t xml:space="preserve">SaaS-based CRM platform designed to manage sales, marketing, contacts, customer support, and other business functions in a single cohesive system.</w:t>
+      </w:r>
+      <w:r>
+        <w:rPr>
+          <w:rFonts w:ascii="Times New Roman" w:cs="Times New Roman" w:eastAsia="Times New Roman" w:hAnsi="Times New Roman"/>
+          <w:rtl w:val="0"/>
+        </w:rPr>
+        <w:t xml:space="preserve"> </w:t>
+      </w:r>
+    </w:p>
+    <w:p>
+      <w:pPr>
+        <w:numPr>
+          <w:ilvl w:val="0"/>
+          <w:numId w:val="1"/>
+        </w:numPr>
+        <w:spacing w:after="0" w:lineRule="auto"/>
+        <w:ind w:left="720" w:hanging="360"/>
+      </w:pPr>
+      <w:r>
+        <w:rPr>
+          <w:rFonts w:ascii="Times New Roman" w:cs="Times New Roman" w:eastAsia="Times New Roman" w:hAnsi="Times New Roman"/>
+          <w:rtl w:val="0"/>
+        </w:rPr>
+        <w:t xml:space="preserve">Directed the team’s frontend delivery using </w:t>
+      </w:r>
+      <w:r>
+        <w:rPr>
+          <w:rFonts w:ascii="Times New Roman" w:cs="Times New Roman" w:eastAsia="Times New Roman" w:hAnsi="Times New Roman"/>
+          <w:rtl w:val="0"/>
+        </w:rPr>
+        <w:t xml:space="preserve">React.js</w:t>
+      </w:r>
+      <w:r>
+        <w:rPr>
+          <w:rFonts w:ascii="Times New Roman" w:cs="Times New Roman" w:eastAsia="Times New Roman" w:hAnsi="Times New Roman"/>
+          <w:rtl w:val="0"/>
+        </w:rPr>
+        <w:t xml:space="preserve">, </w:t>
+      </w:r>
+      <w:r>
+        <w:rPr>
+          <w:rFonts w:ascii="Times New Roman" w:cs="Times New Roman" w:eastAsia="Times New Roman" w:hAnsi="Times New Roman"/>
+          <w:rtl w:val="0"/>
+        </w:rPr>
+        <w:t xml:space="preserve">Vue.js</w:t>
+      </w:r>
+      <w:r>
+        <w:rPr>
+          <w:rFonts w:ascii="Times New Roman" w:cs="Times New Roman" w:eastAsia="Times New Roman" w:hAnsi="Times New Roman"/>
+          <w:rtl w:val="0"/>
+        </w:rPr>
+        <w:t xml:space="preserve">, TypeScript setting technical standards and guiding architecture decisions across the CRM platform.</w:t>
+      </w:r>
+    </w:p>
+    <w:p>
+      <w:pPr>
+        <w:numPr>
+          <w:ilvl w:val="0"/>
+          <w:numId w:val="1"/>
+        </w:numPr>
+        <w:spacing w:after="0" w:lineRule="auto"/>
+        <w:ind w:left="720" w:hanging="360"/>
+      </w:pPr>
+      <w:r>
+        <w:rPr>
+          <w:rFonts w:ascii="Times New Roman" w:cs="Times New Roman" w:eastAsia="Times New Roman" w:hAnsi="Times New Roman"/>
+          <w:rtl w:val="0"/>
+        </w:rPr>
+        <w:t xml:space="preserve">Orchestrated the integration of third-party and internal applications with Zoho CRM via REST APIs and </w:t>
+      </w:r>
+      <w:r>
+        <w:rPr>
+          <w:rFonts w:ascii="Times New Roman" w:cs="Times New Roman" w:eastAsia="Times New Roman" w:hAnsi="Times New Roman"/>
+          <w:rtl w:val="0"/>
+        </w:rPr>
+        <w:t xml:space="preserve">Node.js</w:t>
+      </w:r>
+      <w:r>
+        <w:rPr>
+          <w:rFonts w:ascii="Times New Roman" w:cs="Times New Roman" w:eastAsia="Times New Roman" w:hAnsi="Times New Roman"/>
+          <w:rtl w:val="0"/>
+        </w:rPr>
+        <w:t xml:space="preserve"> middleware services, doubling the number of integrated apps and driving a 30% increase in product revenue.</w:t>
+      </w:r>
+    </w:p>
+    <w:p>
+      <w:pPr>
+        <w:numPr>
+          <w:ilvl w:val="0"/>
+          <w:numId w:val="1"/>
+        </w:numPr>
+        <w:spacing w:after="0" w:lineRule="auto"/>
+        <w:ind w:left="720" w:hanging="360"/>
+      </w:pPr>
+      <w:r>
+        <w:rPr>
+          <w:rFonts w:ascii="Times New Roman" w:cs="Times New Roman" w:eastAsia="Times New Roman" w:hAnsi="Times New Roman"/>
+          <w:rtl w:val="0"/>
+        </w:rPr>
+        <w:t xml:space="preserve">Developed bespoke Node.js applications for premium enterprise customers, tailored to their specific business workflows and operational requirements.</w:t>
+      </w:r>
+    </w:p>
+    <w:p>
+      <w:pPr>
+        <w:numPr>
+          <w:ilvl w:val="0"/>
+          <w:numId w:val="1"/>
+        </w:numPr>
+        <w:spacing w:after="0" w:lineRule="auto"/>
+        <w:ind w:left="720" w:hanging="360"/>
+      </w:pPr>
+      <w:r>
+        <w:rPr>
+          <w:rFonts w:ascii="Times New Roman" w:cs="Times New Roman" w:eastAsia="Times New Roman" w:hAnsi="Times New Roman"/>
+          <w:rtl w:val="0"/>
+        </w:rPr>
+        <w:t xml:space="preserve">Led database design initiatives for CRM modules, improving query response times by 20% through indexing and schema optimisation strategies.</w:t>
+      </w:r>
+    </w:p>
+    <w:p>
+      <w:pPr>
+        <w:numPr>
+          <w:ilvl w:val="0"/>
+          <w:numId w:val="1"/>
+        </w:numPr>
+        <w:spacing w:after="0" w:lineRule="auto"/>
+        <w:ind w:left="720" w:hanging="360"/>
+      </w:pPr>
+      <w:r>
+        <w:rPr>
+          <w:rFonts w:ascii="Times New Roman" w:cs="Times New Roman" w:eastAsia="Times New Roman" w:hAnsi="Times New Roman"/>
+          <w:rtl w:val="0"/>
+        </w:rPr>
+        <w:t xml:space="preserve">Mentored and managed the team through structured requirement delivery plans, increasing on-time delivery accuracy by 50%.</w:t>
+        <w:br w:type="textWrapping"/>
+      </w:r>
+    </w:p>
+    <w:p>
+      <w:pPr>
+        <w:spacing w:after="0" w:lineRule="auto"/>
+        <w:rPr>
+          <w:rFonts w:ascii="Times New Roman" w:cs="Times New Roman" w:eastAsia="Times New Roman" w:hAnsi="Times New Roman"/>
+          <w:i w:val="1"/>
+          <w:iCs w:val="1"/>
+        </w:rPr>
+      </w:pPr>
+      <w:r>
+        <w:rPr>
+          <w:rFonts w:ascii="Times New Roman" w:cs="Times New Roman" w:eastAsia="Times New Roman" w:hAnsi="Times New Roman"/>
+          <w:b w:val="1"/>
+          <w:bCs w:val="1"/>
+          <w:i w:val="1"/>
+          <w:iCs w:val="1"/>
+          <w:rtl w:val="0"/>
+        </w:rPr>
+        <w:t xml:space="preserve">Key Achievements:</w:t>
+      </w:r>
+      <w:r>
+        <w:rPr>
+          <w:rFonts w:ascii="Times New Roman" w:cs="Times New Roman" w:eastAsia="Times New Roman" w:hAnsi="Times New Roman"/>
+          <w:i w:val="1"/>
+          <w:iCs w:val="1"/>
+          <w:rtl w:val="0"/>
+        </w:rPr>
+        <w:t xml:space="preserve"> Led the integration of third-party apps with Zoho CRM, doubling integrations and boosting product revenue by 30%, significantly enhancing platform functionality.</w:t>
+      </w:r>
+    </w:p>
+    <w:p>
+      <w:pPr>
+        <w:spacing w:after="0" w:lineRule="auto"/>
+        <w:rPr>
+          <w:rFonts w:ascii="Times New Roman" w:cs="Times New Roman" w:eastAsia="Times New Roman" w:hAnsi="Times New Roman"/>
+          <w:i w:val="1"/>
+          <w:iCs w:val="1"/>
+        </w:rPr>
+      </w:pPr>
+      <w:r>
+        <w:rPr>
+          <w:rtl w:val="0"/>
+        </w:rPr>
+      </w:r>
+    </w:p>
+    <w:p>
+      <w:pPr>
+        <w:spacing w:after="0" w:lineRule="auto"/>
+        <w:rPr>
+          <w:rFonts w:ascii="Times New Roman" w:cs="Times New Roman" w:eastAsia="Times New Roman" w:hAnsi="Times New Roman"/>
+          <w:b w:val="1"/>
+          <w:bCs w:val="1"/>
+        </w:rPr>
+      </w:pPr>
+      <w:r>
+        <w:rPr>
+          <w:rtl w:val="0"/>
+        </w:rPr>
+      </w:r>
+    </w:p>
+    <w:p>
+      <w:pPr>
+        <w:spacing w:after="0" w:lineRule="auto"/>
+        <w:jc w:val="center"/>
+        <w:rPr>
+          <w:rFonts w:ascii="Times New Roman" w:cs="Times New Roman" w:eastAsia="Times New Roman" w:hAnsi="Times New Roman"/>
+          <w:i w:val="1"/>
+          <w:iCs w:val="1"/>
+        </w:rPr>
+      </w:pPr>
+      <w:r>
+        <w:rPr>
+          <w:rFonts w:ascii="Times New Roman" w:cs="Times New Roman" w:eastAsia="Times New Roman" w:hAnsi="Times New Roman"/>
+          <w:b w:val="1"/>
+          <w:bCs w:val="1"/>
+          <w:i w:val="1"/>
+          <w:iCs w:val="1"/>
+          <w:rtl w:val="0"/>
+        </w:rPr>
+        <w:t xml:space="preserve">Member Technical Staff, Zoho Vault                                                                       [ February 2014 - March 2019 ]</w:t>
+      </w:r>
+      <w:r>
+        <w:rPr>
+          <w:rtl w:val="0"/>
+        </w:rPr>
+      </w:r>
+    </w:p>
+    <w:p>
+      <w:pPr>
+        <w:spacing w:after="0" w:lineRule="auto"/>
+        <w:rPr>
+          <w:rFonts w:ascii="Times New Roman" w:cs="Times New Roman" w:eastAsia="Times New Roman" w:hAnsi="Times New Roman"/>
+          <w:i w:val="1"/>
+          <w:iCs w:val="1"/>
+          <w:color w:val="434343"/>
+        </w:rPr>
+      </w:pPr>
+      <w:r>
+        <w:rPr>
+          <w:rFonts w:ascii="Times New Roman" w:cs="Times New Roman" w:eastAsia="Times New Roman" w:hAnsi="Times New Roman"/>
+          <w:i w:val="1"/>
+          <w:iCs w:val="1"/>
+          <w:color w:val="434343"/>
+          <w:rtl w:val="0"/>
+        </w:rPr>
+        <w:t xml:space="preserve">SaaS-based online password manager storing passwords and confidential files in a centralised encrypted vault for individuals and enterprise teams.</w:t>
       </w:r>
     </w:p>
     <w:p>
@@ -792,7 +1504,7 @@
           <w:rFonts w:ascii="Times New Roman" w:cs="Times New Roman" w:eastAsia="Times New Roman" w:hAnsi="Times New Roman"/>
           <w:rtl w:val="0"/>
         </w:rPr>
-        <w:t xml:space="preserve">Lead the IT team in delivering required front-end components using latest frameworks like ReactJS, VueJS.</w:t>
+        <w:t xml:space="preserve">Spearheaded the full modernisation of Zoho Vault’s architecture, migrating from a legacy stack to React and Node.js, improving performance by 30% while maintaining enterprise-grade security standards.</w:t>
       </w:r>
     </w:p>
     <w:p>
@@ -801,16 +1513,15 @@
           <w:ilvl w:val="0"/>
           <w:numId w:val="2"/>
         </w:numPr>
-        <w:spacing w:after="0" w:afterAutospacing="0" w:lineRule="auto"/>
+        <w:spacing w:after="0" w:lineRule="auto"/>
         <w:ind w:left="720" w:hanging="360"/>
-        <w:rPr/>
-      </w:pPr>
-      <w:r>
-        <w:rPr>
-          <w:rFonts w:ascii="Times New Roman" w:cs="Times New Roman" w:eastAsia="Times New Roman" w:hAnsi="Times New Roman"/>
-          <w:rtl w:val="0"/>
-        </w:rPr>
-        <w:t xml:space="preserve">Collaborated with supporting third-party and inbuilt applications to Integrate with CRM which increased the number of overall integrated apps by 100% which in turn increased our product’s revenue by 30%.</w:t>
+      </w:pPr>
+      <w:r>
+        <w:rPr>
+          <w:rFonts w:ascii="Times New Roman" w:cs="Times New Roman" w:eastAsia="Times New Roman" w:hAnsi="Times New Roman"/>
+          <w:rtl w:val="0"/>
+        </w:rPr>
+        <w:t xml:space="preserve">Designed and delivered critical security features including automatic password rotation and intelligent form filling, contributing to a 20% increase in paid subscriptions.</w:t>
       </w:r>
     </w:p>
     <w:p>
@@ -819,16 +1530,15 @@
           <w:ilvl w:val="0"/>
           <w:numId w:val="2"/>
         </w:numPr>
-        <w:spacing w:after="0" w:afterAutospacing="0" w:before="0" w:beforeAutospacing="0" w:line="276" w:lineRule="auto"/>
+        <w:spacing w:after="0" w:lineRule="auto"/>
         <w:ind w:left="720" w:hanging="360"/>
-        <w:rPr/>
-      </w:pPr>
-      <w:r>
-        <w:rPr>
-          <w:rFonts w:ascii="Times New Roman" w:cs="Times New Roman" w:eastAsia="Times New Roman" w:hAnsi="Times New Roman"/>
-          <w:rtl w:val="0"/>
-        </w:rPr>
-        <w:t xml:space="preserve">Designed and implemented backend services using Java, Spring Boot, integrating caching methodologies (Redis) to optimize performance and reduce latency by 25%.</w:t>
+      </w:pPr>
+      <w:r>
+        <w:rPr>
+          <w:rFonts w:ascii="Times New Roman" w:cs="Times New Roman" w:eastAsia="Times New Roman" w:hAnsi="Times New Roman"/>
+          <w:rtl w:val="0"/>
+        </w:rPr>
+        <w:t xml:space="preserve">Consolidated multiple browser extensions into a single unified Node.js codebase, reducing maintenance overhead by 70% through modular architecture design.</w:t>
       </w:r>
     </w:p>
     <w:p>
@@ -837,28 +1547,15 @@
           <w:ilvl w:val="0"/>
           <w:numId w:val="2"/>
         </w:numPr>
-        <w:spacing w:after="0" w:afterAutospacing="0" w:before="0" w:beforeAutospacing="0" w:line="276" w:lineRule="auto"/>
+        <w:spacing w:after="0" w:lineRule="auto"/>
         <w:ind w:left="720" w:hanging="360"/>
-        <w:rPr/>
-      </w:pPr>
-      <w:r>
-        <w:rPr>
-          <w:rFonts w:ascii="Times New Roman" w:cs="Times New Roman" w:eastAsia="Times New Roman" w:hAnsi="Times New Roman"/>
-          <w:rtl w:val="0"/>
-        </w:rPr>
-        <w:t xml:space="preserve">Developed custom </w:t>
-      </w:r>
-      <w:r>
-        <w:rPr>
-          <w:rFonts w:ascii="Times New Roman" w:cs="Times New Roman" w:eastAsia="Times New Roman" w:hAnsi="Times New Roman"/>
-          <w:rtl w:val="0"/>
-        </w:rPr>
-        <w:t xml:space="preserve">Node.js applications for premium customers tailor made to suit their business flow.</w:t>
-      </w:r>
-      <w:r>
-        <w:rPr>
-          <w:rtl w:val="0"/>
-        </w:rPr>
+      </w:pPr>
+      <w:r>
+        <w:rPr>
+          <w:rFonts w:ascii="Times New Roman" w:cs="Times New Roman" w:eastAsia="Times New Roman" w:hAnsi="Times New Roman"/>
+          <w:rtl w:val="0"/>
+        </w:rPr>
+        <w:t xml:space="preserve">Established comprehensive testing protocols combining Jest unit tests and Selenium end-to-end testing, reducing production incidents by 40%.</w:t>
       </w:r>
     </w:p>
     <w:p>
@@ -867,21 +1564,15 @@
           <w:ilvl w:val="0"/>
           <w:numId w:val="2"/>
         </w:numPr>
-        <w:spacing w:after="0" w:afterAutospacing="0" w:before="0" w:beforeAutospacing="0" w:line="276" w:lineRule="auto"/>
+        <w:spacing w:after="0" w:lineRule="auto"/>
         <w:ind w:left="720" w:hanging="360"/>
-        <w:rPr/>
-      </w:pPr>
-      <w:r>
-        <w:rPr>
-          <w:rFonts w:ascii="Times New Roman" w:cs="Times New Roman" w:eastAsia="Times New Roman" w:hAnsi="Times New Roman"/>
-          <w:rtl w:val="0"/>
-        </w:rPr>
-        <w:t xml:space="preserve">Led database design initiatives for CRM modules, ensuring scalability and efficient data retrieval, which improved query response times by 20%.</w:t>
-      </w:r>
-      <w:r>
-        <w:rPr>
-          <w:rtl w:val="0"/>
-        </w:rPr>
+      </w:pPr>
+      <w:r>
+        <w:rPr>
+          <w:rFonts w:ascii="Times New Roman" w:cs="Times New Roman" w:eastAsia="Times New Roman" w:hAnsi="Times New Roman"/>
+          <w:rtl w:val="0"/>
+        </w:rPr>
+        <w:t xml:space="preserve">Mentored junior team members in modern development practices, particularly around building secure, maintainable web applications with React and JavaScript.</w:t>
       </w:r>
     </w:p>
     <w:p>
@@ -892,203 +1583,6 @@
         </w:numPr>
         <w:spacing w:after="0" w:lineRule="auto"/>
         <w:ind w:left="720" w:hanging="360"/>
-        <w:rPr/>
-      </w:pPr>
-      <w:r>
-        <w:rPr>
-          <w:rFonts w:ascii="Times New Roman" w:cs="Times New Roman" w:eastAsia="Times New Roman" w:hAnsi="Times New Roman"/>
-          <w:rtl w:val="0"/>
-        </w:rPr>
-        <w:t xml:space="preserve">Provided my team with a streamlined plan for all requirements gathered from clients to help them in completing the requirements on time and streamlining this increased our accuracy in delivering items by 50%.</w:t>
-        <w:br w:type="textWrapping"/>
-      </w:r>
-    </w:p>
-    <w:p>
-      <w:pPr>
-        <w:spacing w:after="0" w:lineRule="auto"/>
-        <w:rPr>
-          <w:rFonts w:ascii="Times New Roman" w:cs="Times New Roman" w:eastAsia="Times New Roman" w:hAnsi="Times New Roman"/>
-          <w:i w:val="1"/>
-        </w:rPr>
-      </w:pPr>
-      <w:r>
-        <w:rPr>
-          <w:rFonts w:ascii="Times New Roman" w:cs="Times New Roman" w:eastAsia="Times New Roman" w:hAnsi="Times New Roman"/>
-          <w:b w:val="1"/>
-          <w:i w:val="1"/>
-          <w:rtl w:val="0"/>
-        </w:rPr>
-        <w:t xml:space="preserve">Key achievements:</w:t>
-      </w:r>
-      <w:r>
-        <w:rPr>
-          <w:rFonts w:ascii="Times New Roman" w:cs="Times New Roman" w:eastAsia="Times New Roman" w:hAnsi="Times New Roman"/>
-          <w:i w:val="1"/>
-          <w:rtl w:val="0"/>
-        </w:rPr>
-        <w:t xml:space="preserve"> Led the integration of third-party apps with Zoho CRM, doubling integrations and boosting product revenue by 30%, significantly enhancing platform functionality.</w:t>
-      </w:r>
-    </w:p>
-    <w:p>
-      <w:pPr>
-        <w:spacing w:after="0" w:lineRule="auto"/>
-        <w:rPr>
-          <w:rFonts w:ascii="Times New Roman" w:cs="Times New Roman" w:eastAsia="Times New Roman" w:hAnsi="Times New Roman"/>
-          <w:i w:val="1"/>
-        </w:rPr>
-      </w:pPr>
-      <w:r>
-        <w:rPr>
-          <w:rtl w:val="0"/>
-        </w:rPr>
-      </w:r>
-    </w:p>
-    <w:p>
-      <w:pPr>
-        <w:spacing w:after="0" w:lineRule="auto"/>
-        <w:rPr>
-          <w:rFonts w:ascii="Times New Roman" w:cs="Times New Roman" w:eastAsia="Times New Roman" w:hAnsi="Times New Roman"/>
-          <w:b w:val="1"/>
-        </w:rPr>
-      </w:pPr>
-      <w:r>
-        <w:rPr>
-          <w:rtl w:val="0"/>
-        </w:rPr>
-      </w:r>
-    </w:p>
-    <w:p>
-      <w:pPr>
-        <w:spacing w:after="0" w:lineRule="auto"/>
-        <w:jc w:val="center"/>
-        <w:rPr>
-          <w:rFonts w:ascii="Times New Roman" w:cs="Times New Roman" w:eastAsia="Times New Roman" w:hAnsi="Times New Roman"/>
-          <w:i w:val="1"/>
-        </w:rPr>
-      </w:pPr>
-      <w:r>
-        <w:rPr>
-          <w:rFonts w:ascii="Times New Roman" w:cs="Times New Roman" w:eastAsia="Times New Roman" w:hAnsi="Times New Roman"/>
-          <w:b w:val="1"/>
-          <w:i w:val="1"/>
-          <w:rtl w:val="0"/>
-        </w:rPr>
-        <w:t xml:space="preserve">Member Technical Staff, Zoho Vault                                                                       [ February 2015 - March 2019 ]</w:t>
-      </w:r>
-      <w:r>
-        <w:rPr>
-          <w:rtl w:val="0"/>
-        </w:rPr>
-      </w:r>
-    </w:p>
-    <w:p>
-      <w:pPr>
-        <w:spacing w:after="0" w:lineRule="auto"/>
-        <w:rPr>
-          <w:rFonts w:ascii="Times New Roman" w:cs="Times New Roman" w:eastAsia="Times New Roman" w:hAnsi="Times New Roman"/>
-        </w:rPr>
-      </w:pPr>
-      <w:r>
-        <w:rPr>
-          <w:rFonts w:ascii="Times New Roman" w:cs="Times New Roman" w:eastAsia="Times New Roman" w:hAnsi="Times New Roman"/>
-          <w:rtl w:val="0"/>
-        </w:rPr>
-        <w:t xml:space="preserve">A SaaS-based online password manager for individuals and teams which stores passwords and other confidential data in a centralized encrypted vault for secure access and management.</w:t>
-      </w:r>
-    </w:p>
-    <w:p>
-      <w:pPr>
-        <w:numPr>
-          <w:ilvl w:val="0"/>
-          <w:numId w:val="3"/>
-        </w:numPr>
-        <w:spacing w:after="0" w:lineRule="auto"/>
-        <w:ind w:left="720" w:hanging="360"/>
-      </w:pPr>
-      <w:r>
-        <w:rPr>
-          <w:rFonts w:ascii="Times New Roman" w:cs="Times New Roman" w:eastAsia="Times New Roman" w:hAnsi="Times New Roman"/>
-          <w:rtl w:val="0"/>
-        </w:rPr>
-        <w:t xml:space="preserve">Led the modernization of Zoho Vault's architecture, transitioning from legacy systems to a React and Node.js stack that improved performance by 30% while maintaining robust security standards for password management.</w:t>
-      </w:r>
-    </w:p>
-    <w:p>
-      <w:pPr>
-        <w:numPr>
-          <w:ilvl w:val="0"/>
-          <w:numId w:val="3"/>
-        </w:numPr>
-        <w:spacing w:after="0" w:lineRule="auto"/>
-        <w:ind w:left="720" w:hanging="360"/>
-      </w:pPr>
-      <w:r>
-        <w:rPr>
-          <w:rFonts w:ascii="Times New Roman" w:cs="Times New Roman" w:eastAsia="Times New Roman" w:hAnsi="Times New Roman"/>
-          <w:rtl w:val="0"/>
-        </w:rPr>
-        <w:t xml:space="preserve">Designed and implemented critical features like automatic password rotation and form filling, which contributed to a 20% increase in paid subscriptions through improved user experience.</w:t>
-      </w:r>
-    </w:p>
-    <w:p>
-      <w:pPr>
-        <w:numPr>
-          <w:ilvl w:val="0"/>
-          <w:numId w:val="3"/>
-        </w:numPr>
-        <w:spacing w:after="0" w:lineRule="auto"/>
-        <w:ind w:left="720" w:hanging="360"/>
-      </w:pPr>
-      <w:r>
-        <w:rPr>
-          <w:rFonts w:ascii="Times New Roman" w:cs="Times New Roman" w:eastAsia="Times New Roman" w:hAnsi="Times New Roman"/>
-          <w:rtl w:val="0"/>
-        </w:rPr>
-        <w:t xml:space="preserve">Consolidated multiple browser extensions into a unified codebase using Node.js, reducing maintenance overhead by 70% through careful architecture design and modular development practices.</w:t>
-      </w:r>
-    </w:p>
-    <w:p>
-      <w:pPr>
-        <w:numPr>
-          <w:ilvl w:val="0"/>
-          <w:numId w:val="3"/>
-        </w:numPr>
-        <w:spacing w:after="0" w:lineRule="auto"/>
-        <w:ind w:left="720" w:hanging="360"/>
-      </w:pPr>
-      <w:r>
-        <w:rPr>
-          <w:rFonts w:ascii="Times New Roman" w:cs="Times New Roman" w:eastAsia="Times New Roman" w:hAnsi="Times New Roman"/>
-          <w:rtl w:val="0"/>
-        </w:rPr>
-        <w:t xml:space="preserve">Established comprehensive testing protocols that reduced production issues by 40%, combining unit testing with end-to-end validation of security-critical functionality.</w:t>
-      </w:r>
-    </w:p>
-    <w:p>
-      <w:pPr>
-        <w:numPr>
-          <w:ilvl w:val="0"/>
-          <w:numId w:val="3"/>
-        </w:numPr>
-        <w:spacing w:after="0" w:lineRule="auto"/>
-        <w:ind w:left="720" w:hanging="360"/>
-      </w:pPr>
-      <w:r>
-        <w:rPr>
-          <w:rFonts w:ascii="Times New Roman" w:cs="Times New Roman" w:eastAsia="Times New Roman" w:hAnsi="Times New Roman"/>
-          <w:rtl w:val="0"/>
-        </w:rPr>
-        <w:t xml:space="preserve">Mentored junior team members in modern development practices, particularly around building secure, maintainable web applications with React and TypeScript.</w:t>
-      </w:r>
-    </w:p>
-    <w:p>
-      <w:pPr>
-        <w:numPr>
-          <w:ilvl w:val="0"/>
-          <w:numId w:val="3"/>
-        </w:numPr>
-        <w:spacing w:after="0" w:lineRule="auto"/>
-        <w:ind w:left="720" w:hanging="360"/>
       </w:pPr>
       <w:r>
         <w:rPr>
@@ -1105,30 +1599,36 @@
         <w:rPr>
           <w:rFonts w:ascii="Times New Roman" w:cs="Times New Roman" w:eastAsia="Times New Roman" w:hAnsi="Times New Roman"/>
           <w:i w:val="1"/>
-        </w:rPr>
-      </w:pPr>
-      <w:r>
-        <w:rPr>
-          <w:rFonts w:ascii="Times New Roman" w:cs="Times New Roman" w:eastAsia="Times New Roman" w:hAnsi="Times New Roman"/>
-          <w:b w:val="1"/>
+          <w:iCs w:val="1"/>
+        </w:rPr>
+      </w:pPr>
+      <w:r>
+        <w:rPr>
+          <w:rFonts w:ascii="Times New Roman" w:cs="Times New Roman" w:eastAsia="Times New Roman" w:hAnsi="Times New Roman"/>
+          <w:b w:val="1"/>
+          <w:bCs w:val="1"/>
           <w:i w:val="1"/>
-          <w:rtl w:val="0"/>
-        </w:rPr>
-        <w:t xml:space="preserve">Key achievements</w:t>
+          <w:iCs w:val="1"/>
+          <w:rtl w:val="0"/>
+        </w:rPr>
+        <w:t xml:space="preserve">Key Achievements</w:t>
       </w:r>
       <w:r>
         <w:rPr>
           <w:rFonts w:ascii="Times New Roman" w:cs="Times New Roman" w:eastAsia="Times New Roman" w:hAnsi="Times New Roman"/>
           <w:i w:val="1"/>
-          <w:rtl w:val="0"/>
-        </w:rPr>
-        <w:t xml:space="preserve">: Directors of my company recognised my leadership skills and promoted me to work as a </w:t>
-      </w:r>
-      <w:r>
-        <w:rPr>
-          <w:rFonts w:ascii="Times New Roman" w:cs="Times New Roman" w:eastAsia="Times New Roman" w:hAnsi="Times New Roman"/>
-          <w:b w:val="1"/>
+          <w:iCs w:val="1"/>
+          <w:rtl w:val="0"/>
+        </w:rPr>
+        <w:t xml:space="preserve">: Recognised by company directors for leadership skills and promoted to </w:t>
+      </w:r>
+      <w:r>
+        <w:rPr>
+          <w:rFonts w:ascii="Times New Roman" w:cs="Times New Roman" w:eastAsia="Times New Roman" w:hAnsi="Times New Roman"/>
+          <w:b w:val="1"/>
+          <w:bCs w:val="1"/>
           <w:i w:val="1"/>
+          <w:iCs w:val="1"/>
           <w:rtl w:val="0"/>
         </w:rPr>
         <w:t xml:space="preserve">Technical Lead</w:t>
@@ -1137,179 +1637,10 @@
         <w:rPr>
           <w:rFonts w:ascii="Times New Roman" w:cs="Times New Roman" w:eastAsia="Times New Roman" w:hAnsi="Times New Roman"/>
           <w:i w:val="1"/>
-          <w:rtl w:val="0"/>
-        </w:rPr>
-        <w:t xml:space="preserve"> for Zoho’s highest revenue generating product Zoho CRM.</w:t>
-      </w:r>
-    </w:p>
-    <w:p>
-      <w:pPr>
-        <w:spacing w:after="0" w:lineRule="auto"/>
-        <w:rPr>
-          <w:rFonts w:ascii="Times New Roman" w:cs="Times New Roman" w:eastAsia="Times New Roman" w:hAnsi="Times New Roman"/>
-          <w:i w:val="1"/>
-        </w:rPr>
-      </w:pPr>
-      <w:r>
-        <w:rPr>
-          <w:rtl w:val="0"/>
-        </w:rPr>
-      </w:r>
-    </w:p>
-    <w:p>
-      <w:pPr>
-        <w:spacing w:after="0" w:lineRule="auto"/>
-        <w:rPr>
-          <w:rFonts w:ascii="Times New Roman" w:cs="Times New Roman" w:eastAsia="Times New Roman" w:hAnsi="Times New Roman"/>
-        </w:rPr>
-      </w:pPr>
-      <w:r>
-        <w:rPr>
-          <w:rtl w:val="0"/>
-        </w:rPr>
-      </w:r>
-    </w:p>
-    <w:p>
-      <w:pPr>
-        <w:spacing w:after="0" w:lineRule="auto"/>
-        <w:rPr>
-          <w:rFonts w:ascii="Times New Roman" w:cs="Times New Roman" w:eastAsia="Times New Roman" w:hAnsi="Times New Roman"/>
-          <w:b w:val="1"/>
-        </w:rPr>
-      </w:pPr>
-      <w:bookmarkStart w:colFirst="0" w:colLast="0" w:name="_1fob9te" w:id="1"/>
-      <w:bookmarkEnd w:id="1"/>
-      <w:r>
-        <w:rPr>
-          <w:rFonts w:ascii="Times New Roman" w:cs="Times New Roman" w:eastAsia="Times New Roman" w:hAnsi="Times New Roman"/>
-          <w:b w:val="1"/>
-          <w:i w:val="1"/>
-          <w:rtl w:val="0"/>
-        </w:rPr>
-        <w:t xml:space="preserve">Engineer Trainee, Manage Engine - Security Manager Plus   </w:t>
-      </w:r>
-      <w:r>
-        <w:rPr>
-          <w:rFonts w:ascii="Times New Roman" w:cs="Times New Roman" w:eastAsia="Times New Roman" w:hAnsi="Times New Roman"/>
-          <w:b w:val="1"/>
-          <w:rtl w:val="0"/>
-        </w:rPr>
-        <w:t xml:space="preserve">               </w:t>
-      </w:r>
-      <w:r>
-        <w:rPr>
-          <w:rFonts w:ascii="Times New Roman" w:cs="Times New Roman" w:eastAsia="Times New Roman" w:hAnsi="Times New Roman"/>
-          <w:b w:val="1"/>
-          <w:i w:val="1"/>
-          <w:rtl w:val="0"/>
-        </w:rPr>
-        <w:t xml:space="preserve">          [ February 2014 - February 2015 ]</w:t>
-      </w:r>
-      <w:r>
-        <w:rPr>
-          <w:rtl w:val="0"/>
-        </w:rPr>
-      </w:r>
-    </w:p>
-    <w:p>
-      <w:pPr>
-        <w:spacing w:after="0" w:lineRule="auto"/>
-        <w:rPr>
-          <w:rFonts w:ascii="Times New Roman" w:cs="Times New Roman" w:eastAsia="Times New Roman" w:hAnsi="Times New Roman"/>
-        </w:rPr>
-      </w:pPr>
-      <w:r>
-        <w:rPr>
-          <w:rFonts w:ascii="Times New Roman" w:cs="Times New Roman" w:eastAsia="Times New Roman" w:hAnsi="Times New Roman"/>
-          <w:rtl w:val="0"/>
-        </w:rPr>
-        <w:t xml:space="preserve">A network security scanner that proactively reports on network vulnerabilities and helps to remediate them and ensure compliance.</w:t>
-      </w:r>
-    </w:p>
-    <w:p>
-      <w:pPr>
-        <w:numPr>
-          <w:ilvl w:val="0"/>
-          <w:numId w:val="1"/>
-        </w:numPr>
-        <w:spacing w:after="0" w:lineRule="auto"/>
-        <w:ind w:left="720" w:hanging="360"/>
-        <w:rPr>
-          <w:rFonts w:ascii="Times New Roman" w:cs="Times New Roman" w:eastAsia="Times New Roman" w:hAnsi="Times New Roman"/>
-          <w:u w:val="none"/>
-        </w:rPr>
-      </w:pPr>
-      <w:r>
-        <w:rPr>
-          <w:rFonts w:ascii="Times New Roman" w:cs="Times New Roman" w:eastAsia="Times New Roman" w:hAnsi="Times New Roman"/>
-          <w:rtl w:val="0"/>
-        </w:rPr>
-        <w:t xml:space="preserve">Delivered hot-fixes as and when required.</w:t>
-      </w:r>
-    </w:p>
-    <w:p>
-      <w:pPr>
-        <w:numPr>
-          <w:ilvl w:val="0"/>
-          <w:numId w:val="1"/>
-        </w:numPr>
-        <w:spacing w:after="0" w:lineRule="auto"/>
-        <w:ind w:left="720" w:hanging="360"/>
-        <w:rPr>
-          <w:rFonts w:ascii="Times New Roman" w:cs="Times New Roman" w:eastAsia="Times New Roman" w:hAnsi="Times New Roman"/>
-          <w:u w:val="none"/>
-        </w:rPr>
-      </w:pPr>
-      <w:r>
-        <w:rPr>
-          <w:rFonts w:ascii="Times New Roman" w:cs="Times New Roman" w:eastAsia="Times New Roman" w:hAnsi="Times New Roman"/>
-          <w:rtl w:val="0"/>
-        </w:rPr>
-        <w:t xml:space="preserve">Handled mission critical and emergency situations as part of the technical team.</w:t>
-        <w:br w:type="textWrapping"/>
-      </w:r>
-    </w:p>
-    <w:p>
-      <w:pPr>
-        <w:spacing w:after="0" w:lineRule="auto"/>
-        <w:rPr>
-          <w:rFonts w:ascii="Times New Roman" w:cs="Times New Roman" w:eastAsia="Times New Roman" w:hAnsi="Times New Roman"/>
-          <w:i w:val="1"/>
-        </w:rPr>
-      </w:pPr>
-      <w:r>
-        <w:rPr>
-          <w:rFonts w:ascii="Times New Roman" w:cs="Times New Roman" w:eastAsia="Times New Roman" w:hAnsi="Times New Roman"/>
-          <w:b w:val="1"/>
-          <w:i w:val="1"/>
-          <w:rtl w:val="0"/>
-        </w:rPr>
-        <w:t xml:space="preserve">Key achievements:</w:t>
-      </w:r>
-      <w:r>
-        <w:rPr>
-          <w:rFonts w:ascii="Times New Roman" w:cs="Times New Roman" w:eastAsia="Times New Roman" w:hAnsi="Times New Roman"/>
-          <w:i w:val="1"/>
-          <w:rtl w:val="0"/>
-        </w:rPr>
-        <w:t xml:space="preserve"> As a part of recognition for my performance I was promoted to </w:t>
-      </w:r>
-      <w:r>
-        <w:rPr>
-          <w:rFonts w:ascii="Times New Roman" w:cs="Times New Roman" w:eastAsia="Times New Roman" w:hAnsi="Times New Roman"/>
-          <w:b w:val="1"/>
-          <w:i w:val="1"/>
-          <w:rtl w:val="0"/>
-        </w:rPr>
-        <w:t xml:space="preserve">Member Technical Staff </w:t>
-      </w:r>
-      <w:r>
-        <w:rPr>
-          <w:rFonts w:ascii="Times New Roman" w:cs="Times New Roman" w:eastAsia="Times New Roman" w:hAnsi="Times New Roman"/>
-          <w:i w:val="1"/>
-          <w:rtl w:val="0"/>
-        </w:rPr>
-        <w:t xml:space="preserve">position with an opportunity to work  for a new product Zoho Vault in the company.</w:t>
+          <w:iCs w:val="1"/>
+          <w:rtl w:val="0"/>
+        </w:rPr>
+        <w:t xml:space="preserve"> for Zoho’s highest revenue generating product, Zoho CRM.</w:t>
       </w:r>
     </w:p>
     <w:p>
@@ -1344,6 +1675,7 @@
         <w:rPr>
           <w:rFonts w:ascii="Times New Roman" w:cs="Times New Roman" w:eastAsia="Times New Roman" w:hAnsi="Times New Roman"/>
           <w:b w:val="1"/>
+          <w:bCs w:val="1"/>
           <w:sz w:val="28"/>
           <w:szCs w:val="28"/>
         </w:rPr>
@@ -1352,6 +1684,7 @@
         <w:rPr>
           <w:rFonts w:ascii="Times New Roman" w:cs="Times New Roman" w:eastAsia="Times New Roman" w:hAnsi="Times New Roman"/>
           <w:b w:val="1"/>
+          <w:bCs w:val="1"/>
           <w:sz w:val="28"/>
           <w:szCs w:val="28"/>
           <w:rtl w:val="0"/>
@@ -1384,6 +1717,7 @@
         <w:rPr>
           <w:rFonts w:ascii="Times New Roman" w:cs="Times New Roman" w:eastAsia="Times New Roman" w:hAnsi="Times New Roman"/>
           <w:i w:val="1"/>
+          <w:iCs w:val="1"/>
           <w:rtl w:val="0"/>
         </w:rPr>
         <w:t xml:space="preserve">National College or Ireland                                      [January 2022 – January 2023]</w:t>
@@ -1414,6 +1748,7 @@
         <w:rPr>
           <w:rFonts w:ascii="Times New Roman" w:cs="Times New Roman" w:eastAsia="Times New Roman" w:hAnsi="Times New Roman"/>
           <w:i w:val="1"/>
+          <w:iCs w:val="1"/>
           <w:rtl w:val="0"/>
         </w:rPr>
         <w:t xml:space="preserve">Anna University            [January 2008 – January 2012]</w:t>
@@ -1426,11 +1761,14 @@
     </w:p>
     <w:sectPr>
       <w:headerReference r:id="rId6" w:type="default"/>
-      <w:headerReference r:id="rId7" w:type="even"/>
-      <w:footerReference r:id="rId8" w:type="even"/>
+      <w:headerReference r:id="rId7" w:type="first"/>
+      <w:headerReference r:id="rId8" w:type="even"/>
+      <w:footerReference r:id="rId9" w:type="first"/>
+      <w:footerReference r:id="rId10" w:type="even"/>
       <w:pgSz w:h="16838" w:w="11906" w:orient="portrait"/>
       <w:pgMar w:bottom="851" w:top="851" w:left="851" w:right="851" w:header="708" w:footer="708"/>
       <w:pgNumType w:start="1"/>
+      <w:titlePg w:val="1"/>
     </w:sectPr>
   </w:body>
 </w:document>
@@ -1451,72 +1789,35 @@
 </w:ftr>
 </file>
 
+<file path=word/footer2.xml><?xml version="1.0" encoding="utf-8"?>
+<w:ftr xmlns:mc="http://schemas.openxmlformats.org/markup-compatibility/2006" xmlns:o="urn:schemas-microsoft-com:office:office" xmlns:r="http://schemas.openxmlformats.org/officeDocument/2006/relationships" xmlns:m="http://schemas.openxmlformats.org/officeDocument/2006/math" xmlns:v="urn:schemas-microsoft-com:vml" xmlns:wp="http://schemas.openxmlformats.org/drawingml/2006/wordprocessingDrawing" xmlns:w10="urn:schemas-microsoft-com:office:word" xmlns:w="http://schemas.openxmlformats.org/wordprocessingml/2006/main" xmlns:wne="http://schemas.microsoft.com/office/word/2006/wordml" xmlns:sl="http://schemas.openxmlformats.org/schemaLibrary/2006/main" xmlns:a="http://schemas.openxmlformats.org/drawingml/2006/main" xmlns:pic="http://schemas.openxmlformats.org/drawingml/2006/picture" xmlns:c="http://schemas.openxmlformats.org/drawingml/2006/chart" xmlns:lc="http://schemas.openxmlformats.org/drawingml/2006/lockedCanvas" xmlns:dgm="http://schemas.openxmlformats.org/drawingml/2006/diagram" xmlns:wps="http://schemas.microsoft.com/office/word/2010/wordprocessingShape" xmlns:wpg="http://schemas.microsoft.com/office/word/2010/wordprocessingGroup" xmlns:w14="http://schemas.microsoft.com/office/word/2010/wordml" xmlns:w15="http://schemas.microsoft.com/office/word/2012/wordml" xmlns:w16="http://schemas.microsoft.com/office/word/2018/wordml" xmlns:w16cex="http://schemas.microsoft.com/office/word/2018/wordml/cex" xmlns:w16cid="http://schemas.microsoft.com/office/word/2016/wordml/cid" xmlns="http://schemas.microsoft.com/office/tasks/2019/documenttasks" xmlns:cr="http://schemas.microsoft.com/office/comments/2020/reactions">
+  <w:p>
+    <w:pPr>
+      <w:rPr/>
+    </w:pPr>
+    <w:r>
+      <w:rPr>
+        <w:rtl w:val="0"/>
+      </w:rPr>
+    </w:r>
+  </w:p>
+</w:ftr>
+</file>
+
 <file path=word/header1.xml><?xml version="1.0" encoding="utf-8"?>
 <w:hdr xmlns:mc="http://schemas.openxmlformats.org/markup-compatibility/2006" xmlns:o="urn:schemas-microsoft-com:office:office" xmlns:r="http://schemas.openxmlformats.org/officeDocument/2006/relationships" xmlns:m="http://schemas.openxmlformats.org/officeDocument/2006/math" xmlns:v="urn:schemas-microsoft-com:vml" xmlns:wp="http://schemas.openxmlformats.org/drawingml/2006/wordprocessingDrawing" xmlns:w10="urn:schemas-microsoft-com:office:word" xmlns:w="http://schemas.openxmlformats.org/wordprocessingml/2006/main" xmlns:wne="http://schemas.microsoft.com/office/word/2006/wordml" xmlns:sl="http://schemas.openxmlformats.org/schemaLibrary/2006/main" xmlns:a="http://schemas.openxmlformats.org/drawingml/2006/main" xmlns:pic="http://schemas.openxmlformats.org/drawingml/2006/picture" xmlns:c="http://schemas.openxmlformats.org/drawingml/2006/chart" xmlns:lc="http://schemas.openxmlformats.org/drawingml/2006/lockedCanvas" xmlns:dgm="http://schemas.openxmlformats.org/drawingml/2006/diagram" xmlns:wps="http://schemas.microsoft.com/office/word/2010/wordprocessingShape" xmlns:wpg="http://schemas.microsoft.com/office/word/2010/wordprocessingGroup" xmlns:w14="http://schemas.microsoft.com/office/word/2010/wordml" xmlns:w15="http://schemas.microsoft.com/office/word/2012/wordml" xmlns:w16="http://schemas.microsoft.com/office/word/2018/wordml" xmlns:w16cex="http://schemas.microsoft.com/office/word/2018/wordml/cex" xmlns:w16cid="http://schemas.microsoft.com/office/word/2016/wordml/cid" xmlns="http://schemas.microsoft.com/office/tasks/2019/documenttasks" xmlns:cr="http://schemas.microsoft.com/office/comments/2020/reactions">
   <w:p>
     <w:pPr>
       <w:spacing w:after="0" w:lineRule="auto"/>
-      <w:jc w:val="center"/>
-      <w:rPr>
-        <w:rFonts w:ascii="Times New Roman" w:cs="Times New Roman" w:eastAsia="Times New Roman" w:hAnsi="Times New Roman"/>
-      </w:rPr>
-    </w:pPr>
-    <w:bookmarkStart w:colFirst="0" w:colLast="0" w:name="_gjdgxs" w:id="2"/>
-    <w:bookmarkEnd w:id="2"/>
-    <w:r>
-      <w:rPr>
-        <w:rFonts w:ascii="Times New Roman" w:cs="Times New Roman" w:eastAsia="Times New Roman" w:hAnsi="Times New Roman"/>
-        <w:b w:val="1"/>
-        <w:sz w:val="32"/>
-        <w:szCs w:val="32"/>
-        <w:rtl w:val="0"/>
-      </w:rPr>
-      <w:t xml:space="preserve">VIGNESH.V</w:t>
-    </w:r>
-    <w:r>
-      <w:rPr>
-        <w:rFonts w:ascii="Times New Roman" w:cs="Times New Roman" w:eastAsia="Times New Roman" w:hAnsi="Times New Roman"/>
-        <w:rtl w:val="0"/>
-      </w:rPr>
-      <w:br w:type="textWrapping"/>
-      <w:t xml:space="preserve">304, Castleforbes Square, IFSC, Dublin1, D01A254 (Ireland)</w:t>
-    </w:r>
-    <w:r>
-      <w:rPr>
-        <w:rtl w:val="0"/>
-      </w:rPr>
-    </w:r>
-  </w:p>
-  <w:p>
-    <w:pPr>
-      <w:spacing w:after="0" w:lineRule="auto"/>
-      <w:jc w:val="center"/>
+      <w:jc w:val="left"/>
       <w:rPr>
         <w:rFonts w:ascii="Times New Roman" w:cs="Times New Roman" w:eastAsia="Times New Roman" w:hAnsi="Times New Roman"/>
       </w:rPr>
     </w:pPr>
     <w:r>
       <w:rPr>
-        <w:rFonts w:ascii="Times New Roman" w:cs="Times New Roman" w:eastAsia="Times New Roman" w:hAnsi="Times New Roman"/>
         <w:rtl w:val="0"/>
       </w:rPr>
-      <w:t xml:space="preserve">(+353) 892337851 | vigneshvenkat_21@live.com</w:t>
-    </w:r>
-  </w:p>
-  <w:p>
-    <w:pPr>
-      <w:spacing w:after="0" w:lineRule="auto"/>
-      <w:jc w:val="center"/>
-      <w:rPr>
-        <w:rFonts w:ascii="Times New Roman" w:cs="Times New Roman" w:eastAsia="Times New Roman" w:hAnsi="Times New Roman"/>
-      </w:rPr>
-    </w:pPr>
-    <w:r>
-      <w:rPr>
-        <w:rFonts w:ascii="Times New Roman" w:cs="Times New Roman" w:eastAsia="Times New Roman" w:hAnsi="Times New Roman"/>
-        <w:rtl w:val="0"/>
-      </w:rPr>
-      <w:t xml:space="preserve">https://www.linkedin.com/in/vignesh-venkatraman-33677657/ | https://www.vigneshvenkatraman.com</w:t>
     </w:r>
   </w:p>
   <w:p>
@@ -1538,6 +1839,90 @@
     <w:pPr>
       <w:rPr/>
     </w:pPr>
+    <w:r>
+      <w:rPr>
+        <w:rtl w:val="0"/>
+      </w:rPr>
+    </w:r>
+  </w:p>
+</w:hdr>
+</file>
+
+<file path=word/header3.xml><?xml version="1.0" encoding="utf-8"?>
+<w:hdr xmlns:mc="http://schemas.openxmlformats.org/markup-compatibility/2006" xmlns:o="urn:schemas-microsoft-com:office:office" xmlns:r="http://schemas.openxmlformats.org/officeDocument/2006/relationships" xmlns:m="http://schemas.openxmlformats.org/officeDocument/2006/math" xmlns:v="urn:schemas-microsoft-com:vml" xmlns:wp="http://schemas.openxmlformats.org/drawingml/2006/wordprocessingDrawing" xmlns:w10="urn:schemas-microsoft-com:office:word" xmlns:w="http://schemas.openxmlformats.org/wordprocessingml/2006/main" xmlns:wne="http://schemas.microsoft.com/office/word/2006/wordml" xmlns:sl="http://schemas.openxmlformats.org/schemaLibrary/2006/main" xmlns:a="http://schemas.openxmlformats.org/drawingml/2006/main" xmlns:pic="http://schemas.openxmlformats.org/drawingml/2006/picture" xmlns:c="http://schemas.openxmlformats.org/drawingml/2006/chart" xmlns:lc="http://schemas.openxmlformats.org/drawingml/2006/lockedCanvas" xmlns:dgm="http://schemas.openxmlformats.org/drawingml/2006/diagram" xmlns:wps="http://schemas.microsoft.com/office/word/2010/wordprocessingShape" xmlns:wpg="http://schemas.microsoft.com/office/word/2010/wordprocessingGroup" xmlns:w14="http://schemas.microsoft.com/office/word/2010/wordml" xmlns:w15="http://schemas.microsoft.com/office/word/2012/wordml" xmlns:w16="http://schemas.microsoft.com/office/word/2018/wordml" xmlns:w16cex="http://schemas.microsoft.com/office/word/2018/wordml/cex" xmlns:w16cid="http://schemas.microsoft.com/office/word/2016/wordml/cid" xmlns="http://schemas.microsoft.com/office/tasks/2019/documenttasks" xmlns:cr="http://schemas.microsoft.com/office/comments/2020/reactions">
+  <w:p>
+    <w:pPr>
+      <w:spacing w:after="0" w:lineRule="auto"/>
+      <w:jc w:val="center"/>
+      <w:rPr>
+        <w:rFonts w:ascii="Times New Roman" w:cs="Times New Roman" w:eastAsia="Times New Roman" w:hAnsi="Times New Roman"/>
+      </w:rPr>
+    </w:pPr>
+    <w:bookmarkStart w:colFirst="0" w:colLast="0" w:name="_gjdgxs" w:id="2"/>
+    <w:bookmarkEnd w:id="2"/>
+    <w:r>
+      <w:rPr>
+        <w:rFonts w:ascii="Times New Roman" w:cs="Times New Roman" w:eastAsia="Times New Roman" w:hAnsi="Times New Roman"/>
+        <w:b w:val="1"/>
+        <w:bCs w:val="1"/>
+        <w:sz w:val="32"/>
+        <w:szCs w:val="32"/>
+        <w:rtl w:val="0"/>
+      </w:rPr>
+      <w:t xml:space="preserve">VIGNESH VENKATRAMAN</w:t>
+    </w:r>
+    <w:r>
+      <w:rPr>
+        <w:rFonts w:ascii="Times New Roman" w:cs="Times New Roman" w:eastAsia="Times New Roman" w:hAnsi="Times New Roman"/>
+        <w:rtl w:val="0"/>
+      </w:rPr>
+      <w:br w:type="textWrapping"/>
+      <w:t xml:space="preserve">304, Castleforbes Square, IFSC, Dublin1, D01A254 (Ireland)</w:t>
+    </w:r>
+  </w:p>
+  <w:p>
+    <w:pPr>
+      <w:spacing w:after="0" w:lineRule="auto"/>
+      <w:jc w:val="center"/>
+      <w:rPr>
+        <w:rFonts w:ascii="Times New Roman" w:cs="Times New Roman" w:eastAsia="Times New Roman" w:hAnsi="Times New Roman"/>
+      </w:rPr>
+    </w:pPr>
+    <w:r>
+      <w:rPr>
+        <w:rFonts w:ascii="Times New Roman" w:cs="Times New Roman" w:eastAsia="Times New Roman" w:hAnsi="Times New Roman"/>
+        <w:rtl w:val="0"/>
+      </w:rPr>
+      <w:t xml:space="preserve">(+353) 892337851 | vigneshvenkat_21@live.com</w:t>
+    </w:r>
+  </w:p>
+  <w:p>
+    <w:pPr>
+      <w:spacing w:after="0" w:lineRule="auto"/>
+      <w:jc w:val="center"/>
+      <w:rPr/>
+    </w:pPr>
+    <w:r>
+      <w:rPr>
+        <w:rFonts w:ascii="Times New Roman" w:cs="Times New Roman" w:eastAsia="Times New Roman" w:hAnsi="Times New Roman"/>
+        <w:rtl w:val="0"/>
+      </w:rPr>
+      <w:t xml:space="preserve">https://www.linkedin.com/in/vignesh-venkatraman-33677657/ | </w:t>
+    </w:r>
+    <w:r>
+      <w:rPr>
+        <w:rFonts w:ascii="Times New Roman" w:cs="Times New Roman" w:eastAsia="Times New Roman" w:hAnsi="Times New Roman"/>
+        <w:rtl w:val="0"/>
+      </w:rPr>
+      <w:t xml:space="preserve">https://www.vigneshvenkatraman.com</w:t>
+    </w:r>
+    <w:r>
+      <w:rPr>
+        <w:rFonts w:ascii="Times New Roman" w:cs="Times New Roman" w:eastAsia="Times New Roman" w:hAnsi="Times New Roman"/>
+        <w:rtl w:val="0"/>
+      </w:rPr>
+      <w:br w:type="textWrapping"/>
+    </w:r>
     <w:r>
       <w:rPr>
         <w:rtl w:val="0"/>
@@ -1559,6 +1944,7 @@
         <w:ind w:left="720" w:hanging="360"/>
       </w:pPr>
       <w:rPr>
+        <w:rFonts w:ascii="Courier New" w:cs="Courier New" w:eastAsia="Courier New" w:hAnsi="Courier New"/>
         <w:u w:val="none"/>
       </w:rPr>
     </w:lvl>
@@ -1781,227 +2167,6 @@
       </w:pPr>
       <w:rPr>
         <w:rFonts w:ascii="Courier New" w:cs="Courier New" w:eastAsia="Courier New" w:hAnsi="Courier New"/>
-        <w:u w:val="none"/>
-      </w:rPr>
-    </w:lvl>
-    <w:lvl w:ilvl="1">
-      <w:start w:val="1"/>
-      <w:numFmt w:val="bullet"/>
-      <w:lvlText w:val="○"/>
-      <w:lvlJc w:val="left"/>
-      <w:pPr>
-        <w:ind w:left="1440" w:hanging="360"/>
-      </w:pPr>
-      <w:rPr>
-        <w:u w:val="none"/>
-      </w:rPr>
-    </w:lvl>
-    <w:lvl w:ilvl="2">
-      <w:start w:val="1"/>
-      <w:numFmt w:val="bullet"/>
-      <w:lvlText w:val="■"/>
-      <w:lvlJc w:val="left"/>
-      <w:pPr>
-        <w:ind w:left="2160" w:hanging="360"/>
-      </w:pPr>
-      <w:rPr>
-        <w:u w:val="none"/>
-      </w:rPr>
-    </w:lvl>
-    <w:lvl w:ilvl="3">
-      <w:start w:val="1"/>
-      <w:numFmt w:val="bullet"/>
-      <w:lvlText w:val="●"/>
-      <w:lvlJc w:val="left"/>
-      <w:pPr>
-        <w:ind w:left="2880" w:hanging="360"/>
-      </w:pPr>
-      <w:rPr>
-        <w:u w:val="none"/>
-      </w:rPr>
-    </w:lvl>
-    <w:lvl w:ilvl="4">
-      <w:start w:val="1"/>
-      <w:numFmt w:val="bullet"/>
-      <w:lvlText w:val="○"/>
-      <w:lvlJc w:val="left"/>
-      <w:pPr>
-        <w:ind w:left="3600" w:hanging="360"/>
-      </w:pPr>
-      <w:rPr>
-        <w:u w:val="none"/>
-      </w:rPr>
-    </w:lvl>
-    <w:lvl w:ilvl="5">
-      <w:start w:val="1"/>
-      <w:numFmt w:val="bullet"/>
-      <w:lvlText w:val="■"/>
-      <w:lvlJc w:val="left"/>
-      <w:pPr>
-        <w:ind w:left="4320" w:hanging="360"/>
-      </w:pPr>
-      <w:rPr>
-        <w:u w:val="none"/>
-      </w:rPr>
-    </w:lvl>
-    <w:lvl w:ilvl="6">
-      <w:start w:val="1"/>
-      <w:numFmt w:val="bullet"/>
-      <w:lvlText w:val="●"/>
-      <w:lvlJc w:val="left"/>
-      <w:pPr>
-        <w:ind w:left="5040" w:hanging="360"/>
-      </w:pPr>
-      <w:rPr>
-        <w:u w:val="none"/>
-      </w:rPr>
-    </w:lvl>
-    <w:lvl w:ilvl="7">
-      <w:start w:val="1"/>
-      <w:numFmt w:val="bullet"/>
-      <w:lvlText w:val="○"/>
-      <w:lvlJc w:val="left"/>
-      <w:pPr>
-        <w:ind w:left="5760" w:hanging="360"/>
-      </w:pPr>
-      <w:rPr>
-        <w:u w:val="none"/>
-      </w:rPr>
-    </w:lvl>
-    <w:lvl w:ilvl="8">
-      <w:start w:val="1"/>
-      <w:numFmt w:val="bullet"/>
-      <w:lvlText w:val="■"/>
-      <w:lvlJc w:val="left"/>
-      <w:pPr>
-        <w:ind w:left="6480" w:hanging="360"/>
-      </w:pPr>
-      <w:rPr>
-        <w:u w:val="none"/>
-      </w:rPr>
-    </w:lvl>
-  </w:abstractNum>
-  <w:abstractNum w:abstractNumId="4">
-    <w:lvl w:ilvl="0">
-      <w:start w:val="1"/>
-      <w:numFmt w:val="bullet"/>
-      <w:lvlText w:val="●"/>
-      <w:lvlJc w:val="left"/>
-      <w:pPr>
-        <w:ind w:left="720" w:hanging="360"/>
-      </w:pPr>
-      <w:rPr>
-        <w:rFonts w:ascii="Courier New" w:cs="Courier New" w:eastAsia="Courier New" w:hAnsi="Courier New"/>
-        <w:u w:val="none"/>
-      </w:rPr>
-    </w:lvl>
-    <w:lvl w:ilvl="1">
-      <w:start w:val="1"/>
-      <w:numFmt w:val="bullet"/>
-      <w:lvlText w:val="○"/>
-      <w:lvlJc w:val="left"/>
-      <w:pPr>
-        <w:ind w:left="1440" w:hanging="360"/>
-      </w:pPr>
-      <w:rPr>
-        <w:u w:val="none"/>
-      </w:rPr>
-    </w:lvl>
-    <w:lvl w:ilvl="2">
-      <w:start w:val="1"/>
-      <w:numFmt w:val="bullet"/>
-      <w:lvlText w:val="■"/>
-      <w:lvlJc w:val="left"/>
-      <w:pPr>
-        <w:ind w:left="2160" w:hanging="360"/>
-      </w:pPr>
-      <w:rPr>
-        <w:u w:val="none"/>
-      </w:rPr>
-    </w:lvl>
-    <w:lvl w:ilvl="3">
-      <w:start w:val="1"/>
-      <w:numFmt w:val="bullet"/>
-      <w:lvlText w:val="●"/>
-      <w:lvlJc w:val="left"/>
-      <w:pPr>
-        <w:ind w:left="2880" w:hanging="360"/>
-      </w:pPr>
-      <w:rPr>
-        <w:u w:val="none"/>
-      </w:rPr>
-    </w:lvl>
-    <w:lvl w:ilvl="4">
-      <w:start w:val="1"/>
-      <w:numFmt w:val="bullet"/>
-      <w:lvlText w:val="○"/>
-      <w:lvlJc w:val="left"/>
-      <w:pPr>
-        <w:ind w:left="3600" w:hanging="360"/>
-      </w:pPr>
-      <w:rPr>
-        <w:u w:val="none"/>
-      </w:rPr>
-    </w:lvl>
-    <w:lvl w:ilvl="5">
-      <w:start w:val="1"/>
-      <w:numFmt w:val="bullet"/>
-      <w:lvlText w:val="■"/>
-      <w:lvlJc w:val="left"/>
-      <w:pPr>
-        <w:ind w:left="4320" w:hanging="360"/>
-      </w:pPr>
-      <w:rPr>
-        <w:u w:val="none"/>
-      </w:rPr>
-    </w:lvl>
-    <w:lvl w:ilvl="6">
-      <w:start w:val="1"/>
-      <w:numFmt w:val="bullet"/>
-      <w:lvlText w:val="●"/>
-      <w:lvlJc w:val="left"/>
-      <w:pPr>
-        <w:ind w:left="5040" w:hanging="360"/>
-      </w:pPr>
-      <w:rPr>
-        <w:u w:val="none"/>
-      </w:rPr>
-    </w:lvl>
-    <w:lvl w:ilvl="7">
-      <w:start w:val="1"/>
-      <w:numFmt w:val="bullet"/>
-      <w:lvlText w:val="○"/>
-      <w:lvlJc w:val="left"/>
-      <w:pPr>
-        <w:ind w:left="5760" w:hanging="360"/>
-      </w:pPr>
-      <w:rPr>
-        <w:u w:val="none"/>
-      </w:rPr>
-    </w:lvl>
-    <w:lvl w:ilvl="8">
-      <w:start w:val="1"/>
-      <w:numFmt w:val="bullet"/>
-      <w:lvlText w:val="■"/>
-      <w:lvlJc w:val="left"/>
-      <w:pPr>
-        <w:ind w:left="6480" w:hanging="360"/>
-      </w:pPr>
-      <w:rPr>
-        <w:u w:val="none"/>
-      </w:rPr>
-    </w:lvl>
-  </w:abstractNum>
-  <w:abstractNum w:abstractNumId="5">
-    <w:lvl w:ilvl="0">
-      <w:start w:val="1"/>
-      <w:numFmt w:val="bullet"/>
-      <w:lvlText w:val="●"/>
-      <w:lvlJc w:val="left"/>
-      <w:pPr>
-        <w:ind w:left="720" w:hanging="360"/>
-      </w:pPr>
-      <w:rPr>
         <w:u w:val="none"/>
       </w:rPr>
     </w:lvl>
@@ -2111,12 +2276,6 @@
   <w:num w:numId="3">
     <w:abstractNumId w:val="3"/>
   </w:num>
-  <w:num w:numId="4">
-    <w:abstractNumId w:val="4"/>
-  </w:num>
-  <w:num w:numId="5">
-    <w:abstractNumId w:val="5"/>
-  </w:num>
 </w:numbering>
 </file>
 
@@ -2137,11 +2296,19 @@
       </w:pPr>
     </w:pPrDefault>
   </w:docDefaults>
+  <w:style w:type="table" w:styleId="TableNormal" w:default="1">
+    <w:name w:val="TableNormal"/>
+    <w:tblPr>
+      <w:tblCellMar>
+        <w:top w:w="100.0" w:type="dxa"/>
+        <w:left w:w="100.0" w:type="dxa"/>
+        <w:bottom w:w="100.0" w:type="dxa"/>
+        <w:right w:w="100.0" w:type="dxa"/>
+      </w:tblCellMar>
+    </w:tblPr>
+  </w:style>
   <w:style w:type="paragraph" w:styleId="Normal" w:default="1">
     <w:name w:val="normal"/>
-  </w:style>
-  <w:style w:type="table" w:styleId="TableNormal" w:default="1">
-    <w:name w:val="TableNormal"/>
   </w:style>
   <w:style w:type="paragraph" w:styleId="Heading1">
     <w:name w:val="heading 1"/>
@@ -2154,6 +2321,7 @@
     </w:pPr>
     <w:rPr>
       <w:b w:val="1"/>
+      <w:bCs w:val="1"/>
       <w:sz w:val="48"/>
       <w:szCs w:val="48"/>
     </w:rPr>
@@ -2169,6 +2337,7 @@
     </w:pPr>
     <w:rPr>
       <w:b w:val="1"/>
+      <w:bCs w:val="1"/>
       <w:sz w:val="36"/>
       <w:szCs w:val="36"/>
     </w:rPr>
@@ -2184,6 +2353,7 @@
     </w:pPr>
     <w:rPr>
       <w:b w:val="1"/>
+      <w:bCs w:val="1"/>
       <w:sz w:val="28"/>
       <w:szCs w:val="28"/>
     </w:rPr>
@@ -2199,6 +2369,7 @@
     </w:pPr>
     <w:rPr>
       <w:b w:val="1"/>
+      <w:bCs w:val="1"/>
       <w:sz w:val="24"/>
       <w:szCs w:val="24"/>
     </w:rPr>
@@ -2214,6 +2385,7 @@
     </w:pPr>
     <w:rPr>
       <w:b w:val="1"/>
+      <w:bCs w:val="1"/>
     </w:rPr>
   </w:style>
   <w:style w:type="paragraph" w:styleId="Heading6">
@@ -2227,6 +2399,7 @@
     </w:pPr>
     <w:rPr>
       <w:b w:val="1"/>
+      <w:bCs w:val="1"/>
       <w:sz w:val="20"/>
       <w:szCs w:val="20"/>
     </w:rPr>
@@ -2242,6 +2415,7 @@
     </w:pPr>
     <w:rPr>
       <w:b w:val="1"/>
+      <w:bCs w:val="1"/>
       <w:sz w:val="72"/>
       <w:szCs w:val="72"/>
     </w:rPr>
@@ -2258,10 +2432,18 @@
     <w:rPr>
       <w:rFonts w:ascii="Georgia" w:cs="Georgia" w:eastAsia="Georgia" w:hAnsi="Georgia"/>
       <w:i w:val="1"/>
+      <w:iCs w:val="1"/>
       <w:color w:val="666666"/>
       <w:sz w:val="48"/>
       <w:szCs w:val="48"/>
     </w:rPr>
+  </w:style>
+  <w:style w:type="table" w:styleId="Table1">
+    <w:basedOn w:val="TableNormal"/>
+    <w:tblPr>
+      <w:tblStyleRowBandSize w:val="1"/>
+      <w:tblStyleColBandSize w:val="1"/>
+    </w:tblPr>
   </w:style>
 </w:styles>
 </file>

--- a/public/CV-VigneshVenkatraman.docx
+++ b/public/CV-VigneshVenkatraman.docx
@@ -139,7 +139,7 @@
           <w:bCs w:val="1"/>
           <w:rtl w:val="0"/>
         </w:rPr>
-        <w:t xml:space="preserve">Node,js</w:t>
+        <w:t xml:space="preserve">NodeJS</w:t>
       </w:r>
       <w:r>
         <w:rPr>
